--- a/Documents/Rapport de stage 1ere année.docx
+++ b/Documents/Rapport de stage 1ere année.docx
@@ -592,8 +592,7 @@
           <w:spacing w:val="-2"/>
         </w:rPr>
       </w:pPr>
-      <w:bookmarkStart w:id="0" w:name="_bookmark0"/>
-      <w:bookmarkEnd w:id="0"/>
+      <w:bookmarkStart w:id="0" w:name="_Toc214004606"/>
       <w:r>
         <w:rPr>
           <w:color w:val="948A54" w:themeColor="background2" w:themeShade="80"/>
@@ -602,6 +601,7 @@
         <w:lastRenderedPageBreak/>
         <w:t>REMERCIEMENTS</w:t>
       </w:r>
+      <w:bookmarkEnd w:id="0"/>
     </w:p>
     <w:p>
       <w:pPr>
@@ -665,8 +665,7 @@
           <w:spacing w:val="-2"/>
         </w:rPr>
       </w:pPr>
-      <w:bookmarkStart w:id="1" w:name="_bookmark1"/>
-      <w:bookmarkEnd w:id="1"/>
+      <w:bookmarkStart w:id="1" w:name="_Toc214004607"/>
       <w:r>
         <w:rPr>
           <w:color w:val="948A54" w:themeColor="background2" w:themeShade="80"/>
@@ -675,6 +674,7 @@
         <w:lastRenderedPageBreak/>
         <w:t>RESUME</w:t>
       </w:r>
+      <w:bookmarkEnd w:id="1"/>
     </w:p>
     <w:p>
       <w:pPr>
@@ -703,2626 +703,7 @@
           <w:color w:val="948A54" w:themeColor="background2" w:themeShade="80"/>
         </w:rPr>
       </w:pPr>
-      <w:r>
-        <w:rPr>
-          <w:color w:val="948A54" w:themeColor="background2" w:themeShade="80"/>
-          <w:spacing w:val="-2"/>
-        </w:rPr>
-        <w:lastRenderedPageBreak/>
-        <w:t>SOMMAIRE</w:t>
-      </w:r>
-    </w:p>
-    <w:p>
-      <w:pPr>
-        <w:pStyle w:val="Corpsdetexte"/>
-        <w:tabs>
-          <w:tab w:val="right" w:leader="dot" w:pos="9210"/>
-        </w:tabs>
-        <w:spacing w:before="12"/>
-        <w:ind w:left="150"/>
-      </w:pPr>
-      <w:hyperlink w:anchor="_bookmark3" w:history="1">
-        <w:r>
-          <w:rPr>
-            <w:spacing w:val="-2"/>
-          </w:rPr>
-          <w:t>INTRODUCTION</w:t>
-        </w:r>
-        <w:r>
-          <w:tab/>
-        </w:r>
-        <w:r>
-          <w:rPr>
-            <w:spacing w:val="-10"/>
-          </w:rPr>
-          <w:t>1</w:t>
-        </w:r>
-      </w:hyperlink>
-    </w:p>
-    <w:p>
-      <w:pPr>
-        <w:pStyle w:val="Paragraphedeliste"/>
-        <w:numPr>
-          <w:ilvl w:val="0"/>
-          <w:numId w:val="12"/>
-        </w:numPr>
-        <w:tabs>
-          <w:tab w:val="left" w:pos="871"/>
-          <w:tab w:val="right" w:leader="dot" w:pos="9210"/>
-        </w:tabs>
-        <w:spacing w:before="252"/>
-        <w:ind w:left="871"/>
-        <w:rPr>
-          <w:sz w:val="24"/>
-        </w:rPr>
-      </w:pPr>
-      <w:hyperlink w:anchor="_bookmark4" w:history="1">
-        <w:r>
-          <w:rPr>
-            <w:spacing w:val="-1"/>
-            <w:sz w:val="24"/>
-          </w:rPr>
-          <w:t xml:space="preserve"> </w:t>
-        </w:r>
-        <w:r>
-          <w:rPr>
-            <w:sz w:val="24"/>
-          </w:rPr>
-          <w:t>AGENCE DE PRESSE MALAGASY</w:t>
-        </w:r>
-        <w:r>
-          <w:rPr>
-            <w:sz w:val="24"/>
-          </w:rPr>
-          <w:tab/>
-        </w:r>
-        <w:r>
-          <w:rPr>
-            <w:spacing w:val="-10"/>
-            <w:sz w:val="24"/>
-          </w:rPr>
-          <w:t>1</w:t>
-        </w:r>
-      </w:hyperlink>
-    </w:p>
-    <w:p>
-      <w:pPr>
-        <w:pStyle w:val="Paragraphedeliste"/>
-        <w:numPr>
-          <w:ilvl w:val="0"/>
-          <w:numId w:val="12"/>
-        </w:numPr>
-        <w:tabs>
-          <w:tab w:val="left" w:pos="871"/>
-          <w:tab w:val="right" w:leader="dot" w:pos="9210"/>
-        </w:tabs>
-        <w:spacing w:before="237"/>
-        <w:ind w:left="871"/>
-        <w:rPr>
-          <w:sz w:val="24"/>
-        </w:rPr>
-      </w:pPr>
-      <w:hyperlink w:anchor="_bookmark5" w:history="1">
-        <w:r>
-          <w:rPr>
-            <w:sz w:val="24"/>
-          </w:rPr>
-          <w:t>Contexte</w:t>
-        </w:r>
-        <w:r>
-          <w:rPr>
-            <w:spacing w:val="-2"/>
-            <w:sz w:val="24"/>
-          </w:rPr>
-          <w:t xml:space="preserve"> </w:t>
-        </w:r>
-        <w:r>
-          <w:rPr>
-            <w:sz w:val="24"/>
-          </w:rPr>
-          <w:t>du</w:t>
-        </w:r>
-        <w:r>
-          <w:rPr>
-            <w:spacing w:val="1"/>
-            <w:sz w:val="24"/>
-          </w:rPr>
-          <w:t xml:space="preserve"> </w:t>
-        </w:r>
-        <w:r>
-          <w:rPr>
-            <w:spacing w:val="-4"/>
-            <w:sz w:val="24"/>
-          </w:rPr>
-          <w:t>stage</w:t>
-        </w:r>
-        <w:r>
-          <w:rPr>
-            <w:sz w:val="24"/>
-          </w:rPr>
-          <w:tab/>
-        </w:r>
-        <w:r>
-          <w:rPr>
-            <w:spacing w:val="-10"/>
-            <w:sz w:val="24"/>
-          </w:rPr>
-          <w:t>1</w:t>
-        </w:r>
-      </w:hyperlink>
-    </w:p>
-    <w:p>
-      <w:pPr>
-        <w:pStyle w:val="Paragraphedeliste"/>
-        <w:numPr>
-          <w:ilvl w:val="0"/>
-          <w:numId w:val="12"/>
-        </w:numPr>
-        <w:tabs>
-          <w:tab w:val="left" w:pos="871"/>
-          <w:tab w:val="right" w:leader="dot" w:pos="9210"/>
-        </w:tabs>
-        <w:ind w:left="871"/>
-        <w:rPr>
-          <w:sz w:val="24"/>
-        </w:rPr>
-      </w:pPr>
-      <w:hyperlink w:anchor="_bookmark6" w:history="1">
-        <w:r>
-          <w:rPr>
-            <w:sz w:val="24"/>
-          </w:rPr>
-          <w:t>Objectifs</w:t>
-        </w:r>
-        <w:r>
-          <w:rPr>
-            <w:spacing w:val="-5"/>
-            <w:sz w:val="24"/>
-          </w:rPr>
-          <w:t xml:space="preserve"> </w:t>
-        </w:r>
-        <w:r>
-          <w:rPr>
-            <w:sz w:val="24"/>
-          </w:rPr>
-          <w:t>du</w:t>
-        </w:r>
-        <w:r>
-          <w:rPr>
-            <w:spacing w:val="4"/>
-            <w:sz w:val="24"/>
-          </w:rPr>
-          <w:t xml:space="preserve"> </w:t>
-        </w:r>
-        <w:r>
-          <w:rPr>
-            <w:spacing w:val="-4"/>
-            <w:sz w:val="24"/>
-          </w:rPr>
-          <w:t>stage</w:t>
-        </w:r>
-        <w:r>
-          <w:rPr>
-            <w:sz w:val="24"/>
-          </w:rPr>
-          <w:tab/>
-        </w:r>
-        <w:r>
-          <w:rPr>
-            <w:spacing w:val="-10"/>
-            <w:sz w:val="24"/>
-          </w:rPr>
-          <w:t>1</w:t>
-        </w:r>
-      </w:hyperlink>
-    </w:p>
-    <w:p>
-      <w:pPr>
-        <w:pStyle w:val="Paragraphedeliste"/>
-        <w:numPr>
-          <w:ilvl w:val="0"/>
-          <w:numId w:val="11"/>
-        </w:numPr>
-        <w:tabs>
-          <w:tab w:val="left" w:pos="631"/>
-          <w:tab w:val="right" w:leader="dot" w:pos="9210"/>
-        </w:tabs>
-        <w:spacing w:before="237"/>
-        <w:rPr>
-          <w:sz w:val="24"/>
-        </w:rPr>
-      </w:pPr>
-      <w:hyperlink w:anchor="_bookmark7" w:history="1">
-        <w:r>
-          <w:rPr>
-            <w:sz w:val="24"/>
-          </w:rPr>
-          <w:t>Présentation</w:t>
-        </w:r>
-        <w:r>
-          <w:rPr>
-            <w:spacing w:val="-1"/>
-            <w:sz w:val="24"/>
-          </w:rPr>
-          <w:t xml:space="preserve"> </w:t>
-        </w:r>
-        <w:r>
-          <w:rPr>
-            <w:sz w:val="24"/>
-          </w:rPr>
-          <w:t>du</w:t>
-        </w:r>
-        <w:r>
-          <w:rPr>
-            <w:spacing w:val="-1"/>
-            <w:sz w:val="24"/>
-          </w:rPr>
-          <w:t xml:space="preserve"> </w:t>
-        </w:r>
-        <w:r>
-          <w:rPr>
-            <w:spacing w:val="-2"/>
-            <w:sz w:val="24"/>
-          </w:rPr>
-          <w:t>projet</w:t>
-        </w:r>
-        <w:r>
-          <w:rPr>
-            <w:sz w:val="24"/>
-          </w:rPr>
-          <w:tab/>
-        </w:r>
-        <w:r>
-          <w:rPr>
-            <w:spacing w:val="-10"/>
-            <w:sz w:val="24"/>
-          </w:rPr>
-          <w:t>3</w:t>
-        </w:r>
-      </w:hyperlink>
-    </w:p>
-    <w:p>
-      <w:pPr>
-        <w:pStyle w:val="Paragraphedeliste"/>
-        <w:numPr>
-          <w:ilvl w:val="1"/>
-          <w:numId w:val="11"/>
-        </w:numPr>
-        <w:tabs>
-          <w:tab w:val="left" w:pos="871"/>
-          <w:tab w:val="right" w:leader="dot" w:pos="9210"/>
-        </w:tabs>
-        <w:ind w:left="871"/>
-        <w:rPr>
-          <w:sz w:val="24"/>
-        </w:rPr>
-      </w:pPr>
-      <w:hyperlink w:anchor="_bookmark8" w:history="1">
-        <w:r>
-          <w:rPr>
-            <w:spacing w:val="-2"/>
-            <w:sz w:val="24"/>
-          </w:rPr>
-          <w:t>Contexte</w:t>
-        </w:r>
-        <w:r>
-          <w:rPr>
-            <w:sz w:val="24"/>
-          </w:rPr>
-          <w:tab/>
-        </w:r>
-        <w:r>
-          <w:rPr>
-            <w:spacing w:val="-10"/>
-            <w:sz w:val="24"/>
-          </w:rPr>
-          <w:t>3</w:t>
-        </w:r>
-      </w:hyperlink>
-    </w:p>
-    <w:p>
-      <w:pPr>
-        <w:pStyle w:val="Paragraphedeliste"/>
-        <w:numPr>
-          <w:ilvl w:val="1"/>
-          <w:numId w:val="11"/>
-        </w:numPr>
-        <w:tabs>
-          <w:tab w:val="left" w:pos="871"/>
-          <w:tab w:val="right" w:leader="dot" w:pos="9210"/>
-        </w:tabs>
-        <w:spacing w:before="237"/>
-        <w:ind w:left="871"/>
-        <w:rPr>
-          <w:sz w:val="24"/>
-        </w:rPr>
-      </w:pPr>
-      <w:hyperlink w:anchor="_bookmark9" w:history="1">
-        <w:r>
-          <w:rPr>
-            <w:sz w:val="24"/>
-          </w:rPr>
-          <w:t>Objectifs</w:t>
-        </w:r>
-        <w:r>
-          <w:rPr>
-            <w:spacing w:val="-3"/>
-            <w:sz w:val="24"/>
-          </w:rPr>
-          <w:t xml:space="preserve"> </w:t>
-        </w:r>
-        <w:r>
-          <w:rPr>
-            <w:sz w:val="24"/>
-          </w:rPr>
-          <w:t>du</w:t>
-        </w:r>
-        <w:r>
-          <w:rPr>
-            <w:spacing w:val="4"/>
-            <w:sz w:val="24"/>
-          </w:rPr>
-          <w:t xml:space="preserve"> </w:t>
-        </w:r>
-        <w:r>
-          <w:rPr>
-            <w:spacing w:val="-2"/>
-            <w:sz w:val="24"/>
-          </w:rPr>
-          <w:t>projet</w:t>
-        </w:r>
-        <w:r>
-          <w:rPr>
-            <w:sz w:val="24"/>
-          </w:rPr>
-          <w:tab/>
-        </w:r>
-        <w:r>
-          <w:rPr>
-            <w:spacing w:val="-10"/>
-            <w:sz w:val="24"/>
-          </w:rPr>
-          <w:t>3</w:t>
-        </w:r>
-      </w:hyperlink>
-    </w:p>
-    <w:p>
-      <w:pPr>
-        <w:pStyle w:val="Paragraphedeliste"/>
-        <w:numPr>
-          <w:ilvl w:val="1"/>
-          <w:numId w:val="11"/>
-        </w:numPr>
-        <w:tabs>
-          <w:tab w:val="left" w:pos="871"/>
-          <w:tab w:val="right" w:leader="dot" w:pos="9210"/>
-        </w:tabs>
-        <w:ind w:left="871"/>
-        <w:rPr>
-          <w:sz w:val="24"/>
-        </w:rPr>
-      </w:pPr>
-      <w:hyperlink w:anchor="_bookmark10" w:history="1">
-        <w:r>
-          <w:rPr>
-            <w:sz w:val="24"/>
-          </w:rPr>
-          <w:t>Cahier des</w:t>
-        </w:r>
-        <w:r>
-          <w:rPr>
-            <w:spacing w:val="4"/>
-            <w:sz w:val="24"/>
-          </w:rPr>
-          <w:t xml:space="preserve"> </w:t>
-        </w:r>
-        <w:r>
-          <w:rPr>
-            <w:spacing w:val="-2"/>
-            <w:sz w:val="24"/>
-          </w:rPr>
-          <w:t>charges</w:t>
-        </w:r>
-        <w:r>
-          <w:rPr>
-            <w:sz w:val="24"/>
-          </w:rPr>
-          <w:tab/>
-        </w:r>
-        <w:r>
-          <w:rPr>
-            <w:spacing w:val="-10"/>
-            <w:sz w:val="24"/>
-          </w:rPr>
-          <w:t>3</w:t>
-        </w:r>
-      </w:hyperlink>
-    </w:p>
-    <w:p>
-      <w:pPr>
-        <w:pStyle w:val="Paragraphedeliste"/>
-        <w:numPr>
-          <w:ilvl w:val="0"/>
-          <w:numId w:val="11"/>
-        </w:numPr>
-        <w:tabs>
-          <w:tab w:val="left" w:pos="631"/>
-          <w:tab w:val="right" w:leader="dot" w:pos="9210"/>
-        </w:tabs>
-        <w:spacing w:before="237"/>
-        <w:rPr>
-          <w:sz w:val="24"/>
-        </w:rPr>
-      </w:pPr>
-      <w:hyperlink w:anchor="_bookmark11" w:history="1">
-        <w:r>
-          <w:rPr>
-            <w:sz w:val="24"/>
-          </w:rPr>
-          <w:t>Déroulement</w:t>
-        </w:r>
-        <w:r>
-          <w:rPr>
-            <w:spacing w:val="1"/>
-            <w:sz w:val="24"/>
-          </w:rPr>
-          <w:t xml:space="preserve"> </w:t>
-        </w:r>
-        <w:r>
-          <w:rPr>
-            <w:sz w:val="24"/>
-          </w:rPr>
-          <w:t>du</w:t>
-        </w:r>
-        <w:r>
-          <w:rPr>
-            <w:spacing w:val="12"/>
-            <w:sz w:val="24"/>
-          </w:rPr>
-          <w:t xml:space="preserve"> </w:t>
-        </w:r>
-        <w:r>
-          <w:rPr>
-            <w:spacing w:val="-4"/>
-            <w:sz w:val="24"/>
-          </w:rPr>
-          <w:t>stage</w:t>
-        </w:r>
-        <w:r>
-          <w:rPr>
-            <w:sz w:val="24"/>
-          </w:rPr>
-          <w:tab/>
-        </w:r>
-        <w:r>
-          <w:rPr>
-            <w:spacing w:val="-10"/>
-            <w:sz w:val="24"/>
-          </w:rPr>
-          <w:t>4</w:t>
-        </w:r>
-      </w:hyperlink>
-    </w:p>
-    <w:p>
-      <w:pPr>
-        <w:pStyle w:val="Paragraphedeliste"/>
-        <w:numPr>
-          <w:ilvl w:val="1"/>
-          <w:numId w:val="11"/>
-        </w:numPr>
-        <w:tabs>
-          <w:tab w:val="left" w:pos="871"/>
-          <w:tab w:val="right" w:leader="dot" w:pos="9210"/>
-        </w:tabs>
-        <w:ind w:left="871"/>
-        <w:rPr>
-          <w:sz w:val="24"/>
-        </w:rPr>
-      </w:pPr>
-      <w:hyperlink w:anchor="_bookmark12" w:history="1">
-        <w:r>
-          <w:rPr>
-            <w:sz w:val="24"/>
-          </w:rPr>
-          <w:t>Première</w:t>
-        </w:r>
-        <w:r>
-          <w:rPr>
-            <w:spacing w:val="-6"/>
-            <w:sz w:val="24"/>
-          </w:rPr>
-          <w:t xml:space="preserve"> </w:t>
-        </w:r>
-        <w:r>
-          <w:rPr>
-            <w:sz w:val="24"/>
-          </w:rPr>
-          <w:t>partie</w:t>
-        </w:r>
-        <w:r>
-          <w:rPr>
-            <w:spacing w:val="11"/>
-            <w:sz w:val="24"/>
-          </w:rPr>
-          <w:t xml:space="preserve"> </w:t>
-        </w:r>
-        <w:r>
-          <w:rPr>
-            <w:sz w:val="24"/>
-          </w:rPr>
-          <w:t>(Partie</w:t>
-        </w:r>
-        <w:r>
-          <w:rPr>
-            <w:spacing w:val="-5"/>
-            <w:sz w:val="24"/>
-          </w:rPr>
-          <w:t xml:space="preserve"> 1)</w:t>
-        </w:r>
-        <w:r>
-          <w:rPr>
-            <w:sz w:val="24"/>
-          </w:rPr>
-          <w:tab/>
-        </w:r>
-        <w:r>
-          <w:rPr>
-            <w:spacing w:val="-10"/>
-            <w:sz w:val="24"/>
-          </w:rPr>
-          <w:t>4</w:t>
-        </w:r>
-      </w:hyperlink>
-    </w:p>
-    <w:p>
-      <w:pPr>
-        <w:pStyle w:val="Paragraphedeliste"/>
-        <w:numPr>
-          <w:ilvl w:val="2"/>
-          <w:numId w:val="11"/>
-        </w:numPr>
-        <w:tabs>
-          <w:tab w:val="left" w:pos="1256"/>
-          <w:tab w:val="right" w:leader="dot" w:pos="9210"/>
-        </w:tabs>
-        <w:spacing w:before="253"/>
-        <w:rPr>
-          <w:sz w:val="24"/>
-        </w:rPr>
-      </w:pPr>
-      <w:hyperlink w:anchor="_bookmark13" w:history="1">
-        <w:r>
-          <w:rPr>
-            <w:sz w:val="24"/>
-          </w:rPr>
-          <w:t>Collecte</w:t>
-        </w:r>
-        <w:r>
-          <w:rPr>
-            <w:spacing w:val="3"/>
-            <w:sz w:val="24"/>
-          </w:rPr>
-          <w:t xml:space="preserve"> </w:t>
-        </w:r>
-        <w:r>
-          <w:rPr>
-            <w:sz w:val="24"/>
-          </w:rPr>
-          <w:t xml:space="preserve">des </w:t>
-        </w:r>
-        <w:r>
-          <w:rPr>
-            <w:spacing w:val="-2"/>
-            <w:sz w:val="24"/>
-          </w:rPr>
-          <w:t>besoins</w:t>
-        </w:r>
-        <w:r>
-          <w:rPr>
-            <w:sz w:val="24"/>
-          </w:rPr>
-          <w:tab/>
-        </w:r>
-        <w:r>
-          <w:rPr>
-            <w:spacing w:val="-10"/>
-            <w:sz w:val="24"/>
-          </w:rPr>
-          <w:t>4</w:t>
-        </w:r>
-      </w:hyperlink>
-    </w:p>
-    <w:p>
-      <w:pPr>
-        <w:pStyle w:val="Paragraphedeliste"/>
-        <w:numPr>
-          <w:ilvl w:val="2"/>
-          <w:numId w:val="11"/>
-        </w:numPr>
-        <w:tabs>
-          <w:tab w:val="left" w:pos="1256"/>
-          <w:tab w:val="right" w:leader="dot" w:pos="9210"/>
-        </w:tabs>
-        <w:spacing w:before="237"/>
-        <w:rPr>
-          <w:sz w:val="24"/>
-        </w:rPr>
-      </w:pPr>
-      <w:hyperlink w:anchor="_bookmark14" w:history="1">
-        <w:r>
-          <w:rPr>
-            <w:sz w:val="24"/>
-          </w:rPr>
-          <w:t>Analyse</w:t>
-        </w:r>
-        <w:r>
-          <w:rPr>
-            <w:spacing w:val="5"/>
-            <w:sz w:val="24"/>
-          </w:rPr>
-          <w:t xml:space="preserve"> </w:t>
-        </w:r>
-        <w:r>
-          <w:rPr>
-            <w:sz w:val="24"/>
-          </w:rPr>
-          <w:t>et</w:t>
-        </w:r>
-        <w:r>
-          <w:rPr>
-            <w:spacing w:val="-15"/>
-            <w:sz w:val="24"/>
-          </w:rPr>
-          <w:t xml:space="preserve"> </w:t>
-        </w:r>
-        <w:r>
-          <w:rPr>
-            <w:sz w:val="24"/>
-          </w:rPr>
-          <w:t>conception</w:t>
-        </w:r>
-        <w:r>
-          <w:rPr>
-            <w:spacing w:val="8"/>
-            <w:sz w:val="24"/>
-          </w:rPr>
-          <w:t xml:space="preserve"> </w:t>
-        </w:r>
-        <w:r>
-          <w:rPr>
-            <w:sz w:val="24"/>
-          </w:rPr>
-          <w:t>(MERISE</w:t>
-        </w:r>
-        <w:r>
-          <w:rPr>
-            <w:spacing w:val="-1"/>
-            <w:sz w:val="24"/>
-          </w:rPr>
-          <w:t xml:space="preserve"> </w:t>
-        </w:r>
-        <w:r>
-          <w:rPr>
-            <w:sz w:val="24"/>
-          </w:rPr>
-          <w:t>2</w:t>
-        </w:r>
-        <w:r>
-          <w:rPr>
-            <w:spacing w:val="9"/>
-            <w:sz w:val="24"/>
-          </w:rPr>
-          <w:t xml:space="preserve"> </w:t>
-        </w:r>
-        <w:r>
-          <w:rPr>
-            <w:sz w:val="24"/>
-          </w:rPr>
-          <w:t>/</w:t>
-        </w:r>
-        <w:r>
-          <w:rPr>
-            <w:spacing w:val="-1"/>
-            <w:sz w:val="24"/>
-          </w:rPr>
-          <w:t xml:space="preserve"> </w:t>
-        </w:r>
-        <w:r>
-          <w:rPr>
-            <w:spacing w:val="-4"/>
-            <w:sz w:val="24"/>
-          </w:rPr>
-          <w:t>UML)</w:t>
-        </w:r>
-        <w:r>
-          <w:rPr>
-            <w:sz w:val="24"/>
-          </w:rPr>
-          <w:tab/>
-        </w:r>
-        <w:r>
-          <w:rPr>
-            <w:spacing w:val="-10"/>
-            <w:sz w:val="24"/>
-          </w:rPr>
-          <w:t>4</w:t>
-        </w:r>
-      </w:hyperlink>
-    </w:p>
-    <w:p>
-      <w:pPr>
-        <w:pStyle w:val="Paragraphedeliste"/>
-        <w:numPr>
-          <w:ilvl w:val="2"/>
-          <w:numId w:val="11"/>
-        </w:numPr>
-        <w:tabs>
-          <w:tab w:val="left" w:pos="1256"/>
-          <w:tab w:val="right" w:leader="dot" w:pos="9210"/>
-        </w:tabs>
-        <w:rPr>
-          <w:sz w:val="24"/>
-        </w:rPr>
-      </w:pPr>
-      <w:hyperlink w:anchor="_bookmark15" w:history="1">
-        <w:r>
-          <w:rPr>
-            <w:sz w:val="24"/>
-          </w:rPr>
-          <w:t>Présentation</w:t>
-        </w:r>
-        <w:r>
-          <w:rPr>
-            <w:spacing w:val="-1"/>
-            <w:sz w:val="24"/>
-          </w:rPr>
-          <w:t xml:space="preserve"> </w:t>
-        </w:r>
-        <w:r>
-          <w:rPr>
-            <w:sz w:val="24"/>
-          </w:rPr>
-          <w:t>du</w:t>
-        </w:r>
-        <w:r>
-          <w:rPr>
-            <w:spacing w:val="17"/>
-            <w:sz w:val="24"/>
-          </w:rPr>
-          <w:t xml:space="preserve"> </w:t>
-        </w:r>
-        <w:r>
-          <w:rPr>
-            <w:spacing w:val="-2"/>
-            <w:sz w:val="24"/>
-          </w:rPr>
-          <w:t>WORKFLOW</w:t>
-        </w:r>
-        <w:r>
-          <w:rPr>
-            <w:sz w:val="24"/>
-          </w:rPr>
-          <w:tab/>
-        </w:r>
-        <w:r>
-          <w:rPr>
-            <w:spacing w:val="-10"/>
-            <w:sz w:val="24"/>
-          </w:rPr>
-          <w:t>4</w:t>
-        </w:r>
-      </w:hyperlink>
-    </w:p>
-    <w:p>
-      <w:pPr>
-        <w:pStyle w:val="Paragraphedeliste"/>
-        <w:numPr>
-          <w:ilvl w:val="1"/>
-          <w:numId w:val="11"/>
-        </w:numPr>
-        <w:tabs>
-          <w:tab w:val="left" w:pos="871"/>
-          <w:tab w:val="right" w:leader="dot" w:pos="9210"/>
-        </w:tabs>
-        <w:ind w:left="871"/>
-        <w:rPr>
-          <w:sz w:val="24"/>
-        </w:rPr>
-      </w:pPr>
-      <w:hyperlink w:anchor="_bookmark16" w:history="1">
-        <w:r>
-          <w:rPr>
-            <w:sz w:val="24"/>
-          </w:rPr>
-          <w:t>Deuxième</w:t>
-        </w:r>
-        <w:r>
-          <w:rPr>
-            <w:spacing w:val="-4"/>
-            <w:sz w:val="24"/>
-          </w:rPr>
-          <w:t xml:space="preserve"> </w:t>
-        </w:r>
-        <w:r>
-          <w:rPr>
-            <w:sz w:val="24"/>
-          </w:rPr>
-          <w:t>partie</w:t>
-        </w:r>
-        <w:r>
-          <w:rPr>
-            <w:spacing w:val="-3"/>
-            <w:sz w:val="24"/>
-          </w:rPr>
-          <w:t xml:space="preserve"> </w:t>
-        </w:r>
-        <w:r>
-          <w:rPr>
-            <w:sz w:val="24"/>
-          </w:rPr>
-          <w:t>(Partie</w:t>
-        </w:r>
-        <w:r>
-          <w:rPr>
-            <w:spacing w:val="14"/>
-            <w:sz w:val="24"/>
-          </w:rPr>
-          <w:t xml:space="preserve"> </w:t>
-        </w:r>
-        <w:r>
-          <w:rPr>
-            <w:spacing w:val="-5"/>
-            <w:sz w:val="24"/>
-          </w:rPr>
-          <w:t>2)</w:t>
-        </w:r>
-        <w:r>
-          <w:rPr>
-            <w:sz w:val="24"/>
-          </w:rPr>
-          <w:tab/>
-        </w:r>
-        <w:r>
-          <w:rPr>
-            <w:spacing w:val="-10"/>
-            <w:sz w:val="24"/>
-          </w:rPr>
-          <w:t>5</w:t>
-        </w:r>
-      </w:hyperlink>
-    </w:p>
-    <w:p>
-      <w:pPr>
-        <w:pStyle w:val="Paragraphedeliste"/>
-        <w:numPr>
-          <w:ilvl w:val="2"/>
-          <w:numId w:val="11"/>
-        </w:numPr>
-        <w:tabs>
-          <w:tab w:val="left" w:pos="1256"/>
-          <w:tab w:val="right" w:leader="dot" w:pos="9210"/>
-        </w:tabs>
-        <w:spacing w:before="237"/>
-        <w:rPr>
-          <w:sz w:val="24"/>
-        </w:rPr>
-      </w:pPr>
-      <w:hyperlink w:anchor="_bookmark17" w:history="1">
-        <w:r>
-          <w:rPr>
-            <w:sz w:val="24"/>
-          </w:rPr>
-          <w:t>Création</w:t>
-        </w:r>
-        <w:r>
-          <w:rPr>
-            <w:spacing w:val="-2"/>
-            <w:sz w:val="24"/>
-          </w:rPr>
-          <w:t xml:space="preserve"> </w:t>
-        </w:r>
-        <w:r>
-          <w:rPr>
-            <w:sz w:val="24"/>
-          </w:rPr>
-          <w:t>des</w:t>
-        </w:r>
-        <w:r>
-          <w:rPr>
-            <w:spacing w:val="10"/>
-            <w:sz w:val="24"/>
-          </w:rPr>
-          <w:t xml:space="preserve"> </w:t>
-        </w:r>
-        <w:r>
-          <w:rPr>
-            <w:spacing w:val="-2"/>
-            <w:sz w:val="24"/>
-          </w:rPr>
-          <w:t>maquettes</w:t>
-        </w:r>
-        <w:r>
-          <w:rPr>
-            <w:sz w:val="24"/>
-          </w:rPr>
-          <w:tab/>
-        </w:r>
-        <w:r>
-          <w:rPr>
-            <w:spacing w:val="-10"/>
-            <w:sz w:val="24"/>
-          </w:rPr>
-          <w:t>5</w:t>
-        </w:r>
-      </w:hyperlink>
-    </w:p>
-    <w:p>
-      <w:pPr>
-        <w:pStyle w:val="Paragraphedeliste"/>
-        <w:numPr>
-          <w:ilvl w:val="2"/>
-          <w:numId w:val="11"/>
-        </w:numPr>
-        <w:tabs>
-          <w:tab w:val="left" w:pos="1256"/>
-          <w:tab w:val="right" w:leader="dot" w:pos="9210"/>
-        </w:tabs>
-        <w:rPr>
-          <w:sz w:val="24"/>
-        </w:rPr>
-      </w:pPr>
-      <w:hyperlink w:anchor="_bookmark23" w:history="1">
-        <w:r>
-          <w:rPr>
-            <w:sz w:val="24"/>
-          </w:rPr>
-          <w:t>Choix</w:t>
-        </w:r>
-        <w:r>
-          <w:rPr>
-            <w:spacing w:val="6"/>
-            <w:sz w:val="24"/>
-          </w:rPr>
-          <w:t xml:space="preserve"> </w:t>
-        </w:r>
-        <w:r>
-          <w:rPr>
-            <w:spacing w:val="-2"/>
-            <w:sz w:val="24"/>
-          </w:rPr>
-          <w:t>technologiques</w:t>
-        </w:r>
-        <w:r>
-          <w:rPr>
-            <w:sz w:val="24"/>
-          </w:rPr>
-          <w:tab/>
-        </w:r>
-        <w:r>
-          <w:rPr>
-            <w:spacing w:val="-10"/>
-            <w:sz w:val="24"/>
-          </w:rPr>
-          <w:t>7</w:t>
-        </w:r>
-      </w:hyperlink>
-    </w:p>
-    <w:p>
-      <w:pPr>
-        <w:pStyle w:val="Paragraphedeliste"/>
-        <w:numPr>
-          <w:ilvl w:val="2"/>
-          <w:numId w:val="11"/>
-        </w:numPr>
-        <w:tabs>
-          <w:tab w:val="left" w:pos="1256"/>
-          <w:tab w:val="right" w:leader="dot" w:pos="9210"/>
-        </w:tabs>
-        <w:spacing w:before="237"/>
-        <w:rPr>
-          <w:sz w:val="24"/>
-        </w:rPr>
-      </w:pPr>
-      <w:hyperlink w:anchor="_bookmark24" w:history="1">
-        <w:r>
-          <w:rPr>
-            <w:sz w:val="24"/>
-          </w:rPr>
-          <w:t>Présentation des</w:t>
-        </w:r>
-        <w:r>
-          <w:rPr>
-            <w:spacing w:val="-6"/>
-            <w:sz w:val="24"/>
-          </w:rPr>
-          <w:t xml:space="preserve"> </w:t>
-        </w:r>
-        <w:r>
-          <w:rPr>
-            <w:sz w:val="24"/>
-          </w:rPr>
-          <w:t>entités</w:t>
-        </w:r>
-        <w:r>
-          <w:rPr>
-            <w:spacing w:val="2"/>
-            <w:sz w:val="24"/>
-          </w:rPr>
-          <w:t xml:space="preserve"> </w:t>
-        </w:r>
-        <w:r>
-          <w:rPr>
-            <w:sz w:val="24"/>
-          </w:rPr>
-          <w:t>et</w:t>
-        </w:r>
-        <w:r>
-          <w:rPr>
-            <w:spacing w:val="6"/>
-            <w:sz w:val="24"/>
-          </w:rPr>
-          <w:t xml:space="preserve"> </w:t>
-        </w:r>
-        <w:r>
-          <w:rPr>
-            <w:sz w:val="24"/>
-          </w:rPr>
-          <w:t>règles</w:t>
-        </w:r>
-        <w:r>
-          <w:rPr>
-            <w:spacing w:val="-5"/>
-            <w:sz w:val="24"/>
-          </w:rPr>
-          <w:t xml:space="preserve"> </w:t>
-        </w:r>
-        <w:r>
-          <w:rPr>
-            <w:sz w:val="24"/>
-          </w:rPr>
-          <w:t>de</w:t>
-        </w:r>
-        <w:r>
-          <w:rPr>
-            <w:spacing w:val="16"/>
-            <w:sz w:val="24"/>
-          </w:rPr>
-          <w:t xml:space="preserve"> </w:t>
-        </w:r>
-        <w:r>
-          <w:rPr>
-            <w:spacing w:val="-2"/>
-            <w:sz w:val="24"/>
-          </w:rPr>
-          <w:t>gestion</w:t>
-        </w:r>
-        <w:r>
-          <w:rPr>
-            <w:sz w:val="24"/>
-          </w:rPr>
-          <w:tab/>
-        </w:r>
-        <w:r>
-          <w:rPr>
-            <w:spacing w:val="-10"/>
-            <w:sz w:val="24"/>
-          </w:rPr>
-          <w:t>8</w:t>
-        </w:r>
-      </w:hyperlink>
-    </w:p>
-    <w:p>
-      <w:pPr>
-        <w:pStyle w:val="Paragraphedeliste"/>
-        <w:numPr>
-          <w:ilvl w:val="1"/>
-          <w:numId w:val="11"/>
-        </w:numPr>
-        <w:tabs>
-          <w:tab w:val="left" w:pos="871"/>
-          <w:tab w:val="right" w:leader="dot" w:pos="9218"/>
-        </w:tabs>
-        <w:ind w:left="871"/>
-        <w:rPr>
-          <w:sz w:val="24"/>
-        </w:rPr>
-      </w:pPr>
-      <w:hyperlink w:anchor="_bookmark29" w:history="1">
-        <w:r>
-          <w:rPr>
-            <w:sz w:val="24"/>
-          </w:rPr>
-          <w:t>Troisième</w:t>
-        </w:r>
-        <w:r>
-          <w:rPr>
-            <w:spacing w:val="-5"/>
-            <w:sz w:val="24"/>
-          </w:rPr>
-          <w:t xml:space="preserve"> </w:t>
-        </w:r>
-        <w:r>
-          <w:rPr>
-            <w:sz w:val="24"/>
-          </w:rPr>
-          <w:t>partie</w:t>
-        </w:r>
-        <w:r>
-          <w:rPr>
-            <w:spacing w:val="-4"/>
-            <w:sz w:val="24"/>
-          </w:rPr>
-          <w:t xml:space="preserve"> </w:t>
-        </w:r>
-        <w:r>
-          <w:rPr>
-            <w:sz w:val="24"/>
-          </w:rPr>
-          <w:t>(Partie</w:t>
-        </w:r>
-        <w:r>
-          <w:rPr>
-            <w:spacing w:val="13"/>
-            <w:sz w:val="24"/>
-          </w:rPr>
-          <w:t xml:space="preserve"> </w:t>
-        </w:r>
-        <w:r>
-          <w:rPr>
-            <w:spacing w:val="-5"/>
-            <w:sz w:val="24"/>
-          </w:rPr>
-          <w:t>3)</w:t>
-        </w:r>
-        <w:r>
-          <w:rPr>
-            <w:sz w:val="24"/>
-          </w:rPr>
-          <w:tab/>
-        </w:r>
-        <w:r>
-          <w:rPr>
-            <w:spacing w:val="-7"/>
-            <w:sz w:val="24"/>
-          </w:rPr>
-          <w:t>11</w:t>
-        </w:r>
-      </w:hyperlink>
-    </w:p>
-    <w:p>
-      <w:pPr>
-        <w:pStyle w:val="Paragraphedeliste"/>
-        <w:numPr>
-          <w:ilvl w:val="2"/>
-          <w:numId w:val="11"/>
-        </w:numPr>
-        <w:tabs>
-          <w:tab w:val="left" w:pos="1256"/>
-          <w:tab w:val="right" w:leader="dot" w:pos="9218"/>
-        </w:tabs>
-        <w:spacing w:before="253"/>
-        <w:rPr>
-          <w:sz w:val="24"/>
-        </w:rPr>
-      </w:pPr>
-      <w:hyperlink w:anchor="_bookmark30" w:history="1">
-        <w:r>
-          <w:rPr>
-            <w:sz w:val="24"/>
-          </w:rPr>
-          <w:t>Développement</w:t>
-        </w:r>
-        <w:r>
-          <w:rPr>
-            <w:spacing w:val="-7"/>
-            <w:sz w:val="24"/>
-          </w:rPr>
-          <w:t xml:space="preserve"> </w:t>
-        </w:r>
-        <w:r>
-          <w:rPr>
-            <w:sz w:val="24"/>
-          </w:rPr>
-          <w:t>du</w:t>
-        </w:r>
-        <w:r>
-          <w:rPr>
-            <w:spacing w:val="6"/>
-            <w:sz w:val="24"/>
-          </w:rPr>
-          <w:t xml:space="preserve"> </w:t>
-        </w:r>
-        <w:r>
-          <w:rPr>
-            <w:spacing w:val="-2"/>
-            <w:sz w:val="24"/>
-          </w:rPr>
-          <w:t>projet</w:t>
-        </w:r>
-        <w:r>
-          <w:rPr>
-            <w:sz w:val="24"/>
-          </w:rPr>
-          <w:tab/>
-        </w:r>
-        <w:r>
-          <w:rPr>
-            <w:spacing w:val="-5"/>
-            <w:sz w:val="24"/>
-          </w:rPr>
-          <w:t>11</w:t>
-        </w:r>
-      </w:hyperlink>
-    </w:p>
-    <w:p>
-      <w:pPr>
-        <w:pStyle w:val="Paragraphedeliste"/>
-        <w:numPr>
-          <w:ilvl w:val="2"/>
-          <w:numId w:val="11"/>
-        </w:numPr>
-        <w:tabs>
-          <w:tab w:val="left" w:pos="1256"/>
-          <w:tab w:val="right" w:leader="dot" w:pos="9218"/>
-        </w:tabs>
-        <w:rPr>
-          <w:sz w:val="24"/>
-        </w:rPr>
-      </w:pPr>
-      <w:hyperlink w:anchor="_bookmark33" w:history="1">
-        <w:r>
-          <w:rPr>
-            <w:sz w:val="24"/>
-          </w:rPr>
-          <w:t>Tests</w:t>
-        </w:r>
-        <w:r>
-          <w:rPr>
-            <w:spacing w:val="9"/>
-            <w:sz w:val="24"/>
-          </w:rPr>
-          <w:t xml:space="preserve"> </w:t>
-        </w:r>
-        <w:r>
-          <w:rPr>
-            <w:sz w:val="24"/>
-          </w:rPr>
-          <w:t>et</w:t>
-        </w:r>
-        <w:r>
-          <w:rPr>
-            <w:spacing w:val="-12"/>
-            <w:sz w:val="24"/>
-          </w:rPr>
-          <w:t xml:space="preserve"> </w:t>
-        </w:r>
-        <w:r>
-          <w:rPr>
-            <w:spacing w:val="-2"/>
-            <w:sz w:val="24"/>
-          </w:rPr>
-          <w:t>débogage</w:t>
-        </w:r>
-        <w:r>
-          <w:rPr>
-            <w:sz w:val="24"/>
-          </w:rPr>
-          <w:tab/>
-        </w:r>
-        <w:r>
-          <w:rPr>
-            <w:spacing w:val="-7"/>
-            <w:sz w:val="24"/>
-          </w:rPr>
-          <w:t>12</w:t>
-        </w:r>
-      </w:hyperlink>
-    </w:p>
-    <w:p>
-      <w:pPr>
-        <w:pStyle w:val="Paragraphedeliste"/>
-        <w:numPr>
-          <w:ilvl w:val="2"/>
-          <w:numId w:val="11"/>
-        </w:numPr>
-        <w:tabs>
-          <w:tab w:val="left" w:pos="1256"/>
-          <w:tab w:val="right" w:leader="dot" w:pos="9218"/>
-        </w:tabs>
-        <w:spacing w:before="237"/>
-        <w:rPr>
-          <w:sz w:val="24"/>
-        </w:rPr>
-      </w:pPr>
-      <w:hyperlink w:anchor="_bookmark34" w:history="1">
-        <w:r>
-          <w:rPr>
-            <w:sz w:val="24"/>
-          </w:rPr>
-          <w:t>Mise</w:t>
-        </w:r>
-        <w:r>
-          <w:rPr>
-            <w:spacing w:val="3"/>
-            <w:sz w:val="24"/>
-          </w:rPr>
-          <w:t xml:space="preserve"> </w:t>
-        </w:r>
-        <w:r>
-          <w:rPr>
-            <w:sz w:val="24"/>
-          </w:rPr>
-          <w:t>en</w:t>
-        </w:r>
-        <w:r>
-          <w:rPr>
-            <w:spacing w:val="6"/>
-            <w:sz w:val="24"/>
-          </w:rPr>
-          <w:t xml:space="preserve"> </w:t>
-        </w:r>
-        <w:r>
-          <w:rPr>
-            <w:sz w:val="24"/>
-          </w:rPr>
-          <w:t>ligne</w:t>
-        </w:r>
-        <w:r>
-          <w:rPr>
-            <w:spacing w:val="-11"/>
-            <w:sz w:val="24"/>
-          </w:rPr>
-          <w:t xml:space="preserve"> </w:t>
-        </w:r>
-        <w:r>
-          <w:rPr>
-            <w:sz w:val="24"/>
-          </w:rPr>
-          <w:t>et</w:t>
-        </w:r>
-        <w:r>
-          <w:rPr>
-            <w:spacing w:val="-4"/>
-            <w:sz w:val="24"/>
-          </w:rPr>
-          <w:t xml:space="preserve"> </w:t>
-        </w:r>
-        <w:r>
-          <w:rPr>
-            <w:sz w:val="24"/>
-          </w:rPr>
-          <w:t>livraison</w:t>
-        </w:r>
-        <w:r>
-          <w:rPr>
-            <w:spacing w:val="6"/>
-            <w:sz w:val="24"/>
-          </w:rPr>
-          <w:t xml:space="preserve"> </w:t>
-        </w:r>
-        <w:r>
-          <w:rPr>
-            <w:sz w:val="24"/>
-          </w:rPr>
-          <w:t>du</w:t>
-        </w:r>
-        <w:r>
-          <w:rPr>
-            <w:spacing w:val="6"/>
-            <w:sz w:val="24"/>
-          </w:rPr>
-          <w:t xml:space="preserve"> </w:t>
-        </w:r>
-        <w:r>
-          <w:rPr>
-            <w:spacing w:val="-2"/>
-            <w:sz w:val="24"/>
-          </w:rPr>
-          <w:t>manuel</w:t>
-        </w:r>
-        <w:r>
-          <w:rPr>
-            <w:sz w:val="24"/>
-          </w:rPr>
-          <w:tab/>
-        </w:r>
-        <w:r>
-          <w:rPr>
-            <w:spacing w:val="-5"/>
-            <w:sz w:val="24"/>
-          </w:rPr>
-          <w:t>12</w:t>
-        </w:r>
-      </w:hyperlink>
-    </w:p>
-    <w:p>
-      <w:pPr>
-        <w:pStyle w:val="Paragraphedeliste"/>
-        <w:numPr>
-          <w:ilvl w:val="0"/>
-          <w:numId w:val="11"/>
-        </w:numPr>
-        <w:tabs>
-          <w:tab w:val="left" w:pos="871"/>
-          <w:tab w:val="right" w:leader="dot" w:pos="9218"/>
-        </w:tabs>
-        <w:ind w:left="871" w:hanging="721"/>
-        <w:rPr>
-          <w:sz w:val="24"/>
-        </w:rPr>
-      </w:pPr>
-      <w:hyperlink w:anchor="_bookmark35" w:history="1">
-        <w:r>
-          <w:rPr>
-            <w:sz w:val="24"/>
-          </w:rPr>
-          <w:t xml:space="preserve">Résultats </w:t>
-        </w:r>
-        <w:r>
-          <w:rPr>
-            <w:spacing w:val="-2"/>
-            <w:sz w:val="24"/>
-          </w:rPr>
-          <w:t>obtenus</w:t>
-        </w:r>
-        <w:r>
-          <w:rPr>
-            <w:sz w:val="24"/>
-          </w:rPr>
-          <w:tab/>
-        </w:r>
-        <w:r>
-          <w:rPr>
-            <w:spacing w:val="-5"/>
-            <w:sz w:val="24"/>
-          </w:rPr>
-          <w:t>14</w:t>
-        </w:r>
-      </w:hyperlink>
-    </w:p>
-    <w:p>
-      <w:pPr>
-        <w:pStyle w:val="Paragraphedeliste"/>
-        <w:numPr>
-          <w:ilvl w:val="1"/>
-          <w:numId w:val="11"/>
-        </w:numPr>
-        <w:tabs>
-          <w:tab w:val="left" w:pos="871"/>
-          <w:tab w:val="right" w:leader="dot" w:pos="9218"/>
-        </w:tabs>
-        <w:spacing w:before="237"/>
-        <w:ind w:left="871"/>
-        <w:rPr>
-          <w:sz w:val="24"/>
-        </w:rPr>
-      </w:pPr>
-      <w:hyperlink w:anchor="_bookmark36" w:history="1">
-        <w:r>
-          <w:rPr>
-            <w:sz w:val="24"/>
-          </w:rPr>
-          <w:t>Présentation</w:t>
-        </w:r>
-        <w:r>
-          <w:rPr>
-            <w:spacing w:val="-3"/>
-            <w:sz w:val="24"/>
-          </w:rPr>
-          <w:t xml:space="preserve"> </w:t>
-        </w:r>
-        <w:r>
-          <w:rPr>
-            <w:sz w:val="24"/>
-          </w:rPr>
-          <w:t>du</w:t>
-        </w:r>
-        <w:r>
-          <w:rPr>
-            <w:spacing w:val="-1"/>
-            <w:sz w:val="24"/>
-          </w:rPr>
-          <w:t xml:space="preserve"> </w:t>
-        </w:r>
-        <w:r>
-          <w:rPr>
-            <w:spacing w:val="-4"/>
-            <w:sz w:val="24"/>
-          </w:rPr>
-          <w:t>site</w:t>
-        </w:r>
-        <w:r>
-          <w:rPr>
-            <w:sz w:val="24"/>
-          </w:rPr>
-          <w:tab/>
-        </w:r>
-        <w:r>
-          <w:rPr>
-            <w:spacing w:val="-5"/>
-            <w:sz w:val="24"/>
-          </w:rPr>
-          <w:t>14</w:t>
-        </w:r>
-      </w:hyperlink>
-    </w:p>
-    <w:p>
-      <w:pPr>
-        <w:pStyle w:val="Paragraphedeliste"/>
-        <w:numPr>
-          <w:ilvl w:val="1"/>
-          <w:numId w:val="11"/>
-        </w:numPr>
-        <w:tabs>
-          <w:tab w:val="left" w:pos="871"/>
-          <w:tab w:val="right" w:leader="dot" w:pos="9218"/>
-        </w:tabs>
-        <w:ind w:left="871"/>
-        <w:rPr>
-          <w:sz w:val="24"/>
-        </w:rPr>
-      </w:pPr>
-      <w:hyperlink w:anchor="_bookmark39" w:history="1">
-        <w:r>
-          <w:rPr>
-            <w:sz w:val="24"/>
-          </w:rPr>
-          <w:t>Evaluation</w:t>
-        </w:r>
-        <w:r>
-          <w:rPr>
-            <w:spacing w:val="2"/>
-            <w:sz w:val="24"/>
-          </w:rPr>
-          <w:t xml:space="preserve"> </w:t>
-        </w:r>
-        <w:r>
-          <w:rPr>
-            <w:sz w:val="24"/>
-          </w:rPr>
-          <w:t>des</w:t>
-        </w:r>
-        <w:r>
-          <w:rPr>
-            <w:spacing w:val="-2"/>
-            <w:sz w:val="24"/>
-          </w:rPr>
-          <w:t xml:space="preserve"> résultats</w:t>
-        </w:r>
-        <w:r>
-          <w:rPr>
-            <w:sz w:val="24"/>
-          </w:rPr>
-          <w:tab/>
-        </w:r>
-        <w:r>
-          <w:rPr>
-            <w:spacing w:val="-5"/>
-            <w:sz w:val="24"/>
-          </w:rPr>
-          <w:t>15</w:t>
-        </w:r>
-      </w:hyperlink>
-    </w:p>
-    <w:p>
-      <w:pPr>
-        <w:pStyle w:val="Corpsdetexte"/>
-        <w:tabs>
-          <w:tab w:val="right" w:leader="dot" w:pos="9218"/>
-        </w:tabs>
-        <w:spacing w:before="237"/>
-        <w:ind w:left="150"/>
-      </w:pPr>
-      <w:hyperlink w:anchor="_bookmark40" w:history="1">
-        <w:r>
-          <w:t>CONCLUSION</w:t>
-        </w:r>
-        <w:r>
-          <w:rPr>
-            <w:spacing w:val="8"/>
-          </w:rPr>
-          <w:t xml:space="preserve"> </w:t>
-        </w:r>
-        <w:r>
-          <w:t>et</w:t>
-        </w:r>
-        <w:r>
-          <w:rPr>
-            <w:spacing w:val="3"/>
-          </w:rPr>
-          <w:t xml:space="preserve"> </w:t>
-        </w:r>
-        <w:r>
-          <w:rPr>
-            <w:spacing w:val="-2"/>
-          </w:rPr>
-          <w:t>PERSPECTIVES</w:t>
-        </w:r>
-        <w:r>
-          <w:tab/>
-        </w:r>
-        <w:r>
-          <w:rPr>
-            <w:spacing w:val="-5"/>
-          </w:rPr>
-          <w:t>15</w:t>
-        </w:r>
-      </w:hyperlink>
-    </w:p>
-    <w:p>
-      <w:pPr>
-        <w:pStyle w:val="Corpsdetexte"/>
-        <w:sectPr>
-          <w:pgSz w:w="11910" w:h="16840"/>
-          <w:pgMar w:top="1360" w:right="1275" w:bottom="1220" w:left="1275" w:header="0" w:footer="1023" w:gutter="0"/>
-          <w:cols w:space="720"/>
-        </w:sectPr>
-      </w:pPr>
-    </w:p>
-    <w:p>
-      <w:pPr>
-        <w:pStyle w:val="Titre2"/>
-        <w:ind w:firstLine="0"/>
-        <w:rPr>
-          <w:color w:val="948A54" w:themeColor="background2" w:themeShade="80"/>
-        </w:rPr>
-      </w:pPr>
-      <w:bookmarkStart w:id="2" w:name="_bookmark2"/>
-      <w:bookmarkEnd w:id="2"/>
-      <w:r>
-        <w:rPr>
-          <w:color w:val="948A54" w:themeColor="background2" w:themeShade="80"/>
-        </w:rPr>
-        <w:lastRenderedPageBreak/>
-        <w:t>Table</w:t>
-      </w:r>
-      <w:r>
-        <w:rPr>
-          <w:color w:val="948A54" w:themeColor="background2" w:themeShade="80"/>
-          <w:spacing w:val="2"/>
-        </w:rPr>
-        <w:t xml:space="preserve"> </w:t>
-      </w:r>
-      <w:r>
-        <w:rPr>
-          <w:color w:val="948A54" w:themeColor="background2" w:themeShade="80"/>
-        </w:rPr>
-        <w:t>des</w:t>
-      </w:r>
-      <w:r>
-        <w:rPr>
-          <w:color w:val="948A54" w:themeColor="background2" w:themeShade="80"/>
-          <w:spacing w:val="-12"/>
-        </w:rPr>
-        <w:t xml:space="preserve"> </w:t>
-      </w:r>
-      <w:r>
-        <w:rPr>
-          <w:color w:val="948A54" w:themeColor="background2" w:themeShade="80"/>
-          <w:spacing w:val="-2"/>
-        </w:rPr>
-        <w:t>figures</w:t>
-      </w:r>
-    </w:p>
-    <w:p>
-      <w:pPr>
-        <w:pStyle w:val="Corpsdetexte"/>
-        <w:tabs>
-          <w:tab w:val="left" w:leader="dot" w:pos="9090"/>
-        </w:tabs>
-        <w:spacing w:before="172"/>
-        <w:ind w:left="150"/>
-      </w:pPr>
-      <w:hyperlink w:anchor="_bookmark18" w:history="1">
-        <w:r>
-          <w:t>Figure</w:t>
-        </w:r>
-        <w:r>
-          <w:rPr>
-            <w:spacing w:val="3"/>
-          </w:rPr>
-          <w:t xml:space="preserve"> </w:t>
-        </w:r>
-        <w:r>
-          <w:t>1</w:t>
-        </w:r>
-        <w:r>
-          <w:rPr>
-            <w:spacing w:val="8"/>
-          </w:rPr>
-          <w:t xml:space="preserve"> </w:t>
-        </w:r>
-        <w:r>
-          <w:t>:</w:t>
-        </w:r>
-        <w:r>
-          <w:rPr>
-            <w:spacing w:val="-2"/>
-          </w:rPr>
-          <w:t xml:space="preserve"> </w:t>
-        </w:r>
-        <w:r>
-          <w:t>Page</w:t>
-        </w:r>
-        <w:r>
-          <w:rPr>
-            <w:spacing w:val="-10"/>
-          </w:rPr>
-          <w:t xml:space="preserve"> </w:t>
-        </w:r>
-        <w:r>
-          <w:t>d'accueil</w:t>
-        </w:r>
-        <w:r>
-          <w:rPr>
-            <w:spacing w:val="3"/>
-          </w:rPr>
-          <w:t xml:space="preserve"> </w:t>
-        </w:r>
-        <w:r>
-          <w:t>-</w:t>
-        </w:r>
-        <w:r>
-          <w:rPr>
-            <w:spacing w:val="1"/>
-          </w:rPr>
-          <w:t xml:space="preserve"> </w:t>
-        </w:r>
-        <w:r>
-          <w:t>Partie</w:t>
-        </w:r>
-        <w:r>
-          <w:rPr>
-            <w:spacing w:val="6"/>
-          </w:rPr>
-          <w:t xml:space="preserve"> </w:t>
-        </w:r>
-        <w:r>
-          <w:rPr>
-            <w:spacing w:val="-2"/>
-          </w:rPr>
-          <w:t>client</w:t>
-        </w:r>
-        <w:r>
-          <w:tab/>
-        </w:r>
-        <w:r>
-          <w:rPr>
-            <w:spacing w:val="-10"/>
-          </w:rPr>
-          <w:t>5</w:t>
-        </w:r>
-      </w:hyperlink>
-    </w:p>
-    <w:p>
-      <w:pPr>
-        <w:pStyle w:val="Corpsdetexte"/>
-        <w:tabs>
-          <w:tab w:val="left" w:leader="dot" w:pos="9090"/>
-        </w:tabs>
-        <w:spacing w:before="140"/>
-        <w:ind w:left="150"/>
-      </w:pPr>
-      <w:hyperlink w:anchor="_bookmark19" w:history="1">
-        <w:r>
-          <w:t>Figure</w:t>
-        </w:r>
-        <w:r>
-          <w:rPr>
-            <w:spacing w:val="2"/>
-          </w:rPr>
-          <w:t xml:space="preserve"> </w:t>
-        </w:r>
-        <w:r>
-          <w:t>2</w:t>
-        </w:r>
-        <w:r>
-          <w:rPr>
-            <w:spacing w:val="5"/>
-          </w:rPr>
-          <w:t xml:space="preserve"> </w:t>
-        </w:r>
-        <w:r>
-          <w:t>:</w:t>
-        </w:r>
-        <w:r>
-          <w:rPr>
-            <w:spacing w:val="-4"/>
-          </w:rPr>
-          <w:t xml:space="preserve"> </w:t>
-        </w:r>
-        <w:r>
-          <w:t>Page</w:t>
-        </w:r>
-        <w:r>
-          <w:rPr>
-            <w:spacing w:val="2"/>
-          </w:rPr>
-          <w:t xml:space="preserve"> </w:t>
-        </w:r>
-        <w:r>
-          <w:t>article</w:t>
-        </w:r>
-        <w:r>
-          <w:rPr>
-            <w:spacing w:val="8"/>
-          </w:rPr>
-          <w:t xml:space="preserve"> </w:t>
-        </w:r>
-        <w:r>
-          <w:t>-</w:t>
-        </w:r>
-        <w:r>
-          <w:rPr>
-            <w:spacing w:val="-2"/>
-          </w:rPr>
-          <w:t xml:space="preserve"> </w:t>
-        </w:r>
-        <w:r>
-          <w:t>Partie</w:t>
-        </w:r>
-        <w:r>
-          <w:rPr>
-            <w:spacing w:val="-11"/>
-          </w:rPr>
-          <w:t xml:space="preserve"> </w:t>
-        </w:r>
-        <w:r>
-          <w:rPr>
-            <w:spacing w:val="-2"/>
-          </w:rPr>
-          <w:t>client</w:t>
-        </w:r>
-        <w:r>
-          <w:tab/>
-        </w:r>
-        <w:r>
-          <w:rPr>
-            <w:spacing w:val="-10"/>
-          </w:rPr>
-          <w:t>5</w:t>
-        </w:r>
-      </w:hyperlink>
-    </w:p>
-    <w:p>
-      <w:pPr>
-        <w:pStyle w:val="Corpsdetexte"/>
-        <w:tabs>
-          <w:tab w:val="left" w:leader="dot" w:pos="9090"/>
-        </w:tabs>
-        <w:spacing w:before="141"/>
-        <w:ind w:left="150"/>
-      </w:pPr>
-      <w:hyperlink w:anchor="_bookmark20" w:history="1">
-        <w:r>
-          <w:t>Figure</w:t>
-        </w:r>
-        <w:r>
-          <w:rPr>
-            <w:spacing w:val="6"/>
-          </w:rPr>
-          <w:t xml:space="preserve"> </w:t>
-        </w:r>
-        <w:r>
-          <w:t>3</w:t>
-        </w:r>
-        <w:r>
-          <w:rPr>
-            <w:spacing w:val="8"/>
-          </w:rPr>
-          <w:t xml:space="preserve"> </w:t>
-        </w:r>
-        <w:r>
-          <w:t>:</w:t>
-        </w:r>
-        <w:r>
-          <w:rPr>
-            <w:spacing w:val="-2"/>
-          </w:rPr>
-          <w:t xml:space="preserve"> </w:t>
-        </w:r>
-        <w:r>
-          <w:t>Page</w:t>
-        </w:r>
-        <w:r>
-          <w:rPr>
-            <w:spacing w:val="-9"/>
-          </w:rPr>
-          <w:t xml:space="preserve"> </w:t>
-        </w:r>
-        <w:r>
-          <w:t>panier</w:t>
-        </w:r>
-        <w:r>
-          <w:rPr>
-            <w:spacing w:val="6"/>
-          </w:rPr>
-          <w:t xml:space="preserve"> </w:t>
-        </w:r>
-        <w:r>
-          <w:t>-</w:t>
-        </w:r>
-        <w:r>
-          <w:rPr>
-            <w:spacing w:val="2"/>
-          </w:rPr>
-          <w:t xml:space="preserve"> </w:t>
-        </w:r>
-        <w:r>
-          <w:t>Parie</w:t>
-        </w:r>
-        <w:r>
-          <w:rPr>
-            <w:spacing w:val="-9"/>
-          </w:rPr>
-          <w:t xml:space="preserve"> </w:t>
-        </w:r>
-        <w:r>
-          <w:rPr>
-            <w:spacing w:val="-2"/>
-          </w:rPr>
-          <w:t>client</w:t>
-        </w:r>
-        <w:r>
-          <w:tab/>
-        </w:r>
-        <w:r>
-          <w:rPr>
-            <w:spacing w:val="-10"/>
-          </w:rPr>
-          <w:t>6</w:t>
-        </w:r>
-      </w:hyperlink>
-    </w:p>
-    <w:p>
-      <w:pPr>
-        <w:pStyle w:val="Corpsdetexte"/>
-        <w:tabs>
-          <w:tab w:val="left" w:leader="dot" w:pos="9090"/>
-        </w:tabs>
-        <w:spacing w:before="140"/>
-        <w:ind w:left="150"/>
-      </w:pPr>
-      <w:hyperlink w:anchor="_bookmark21" w:history="1">
-        <w:r>
-          <w:t>Figure</w:t>
-        </w:r>
-        <w:r>
-          <w:rPr>
-            <w:spacing w:val="4"/>
-          </w:rPr>
-          <w:t xml:space="preserve"> </w:t>
-        </w:r>
-        <w:r>
-          <w:t>4</w:t>
-        </w:r>
-        <w:r>
-          <w:rPr>
-            <w:spacing w:val="7"/>
-          </w:rPr>
-          <w:t xml:space="preserve"> </w:t>
-        </w:r>
-        <w:r>
-          <w:t>:</w:t>
-        </w:r>
-        <w:r>
-          <w:rPr>
-            <w:spacing w:val="-3"/>
-          </w:rPr>
-          <w:t xml:space="preserve"> </w:t>
-        </w:r>
-        <w:r>
-          <w:t>Login</w:t>
-        </w:r>
-        <w:r>
-          <w:rPr>
-            <w:spacing w:val="11"/>
-          </w:rPr>
-          <w:t xml:space="preserve"> </w:t>
-        </w:r>
-        <w:r>
-          <w:t>-</w:t>
-        </w:r>
-        <w:r>
-          <w:rPr>
-            <w:spacing w:val="-15"/>
-          </w:rPr>
-          <w:t xml:space="preserve"> </w:t>
-        </w:r>
-        <w:r>
-          <w:t>Partie</w:t>
-        </w:r>
-        <w:r>
-          <w:rPr>
-            <w:spacing w:val="5"/>
-          </w:rPr>
-          <w:t xml:space="preserve"> </w:t>
-        </w:r>
-        <w:r>
-          <w:rPr>
-            <w:spacing w:val="-2"/>
-          </w:rPr>
-          <w:t>administrateur</w:t>
-        </w:r>
-        <w:r>
-          <w:tab/>
-        </w:r>
-        <w:r>
-          <w:rPr>
-            <w:spacing w:val="-10"/>
-          </w:rPr>
-          <w:t>6</w:t>
-        </w:r>
-      </w:hyperlink>
-    </w:p>
-    <w:p>
-      <w:pPr>
-        <w:pStyle w:val="Corpsdetexte"/>
-        <w:tabs>
-          <w:tab w:val="left" w:leader="dot" w:pos="9090"/>
-        </w:tabs>
-        <w:spacing w:before="140"/>
-        <w:ind w:left="150"/>
-      </w:pPr>
-      <w:hyperlink w:anchor="_bookmark22" w:history="1">
-        <w:r>
-          <w:t>Figure</w:t>
-        </w:r>
-        <w:r>
-          <w:rPr>
-            <w:spacing w:val="4"/>
-          </w:rPr>
-          <w:t xml:space="preserve"> </w:t>
-        </w:r>
-        <w:r>
-          <w:t>5</w:t>
-        </w:r>
-        <w:r>
-          <w:rPr>
-            <w:spacing w:val="6"/>
-          </w:rPr>
-          <w:t xml:space="preserve"> </w:t>
-        </w:r>
-        <w:r>
-          <w:t>:</w:t>
-        </w:r>
-        <w:r>
-          <w:rPr>
-            <w:spacing w:val="-3"/>
-          </w:rPr>
-          <w:t xml:space="preserve"> </w:t>
-        </w:r>
-        <w:r>
-          <w:t>Accueil -</w:t>
-        </w:r>
-        <w:r>
-          <w:rPr>
-            <w:spacing w:val="-1"/>
-          </w:rPr>
-          <w:t xml:space="preserve"> </w:t>
-        </w:r>
-        <w:r>
-          <w:t>Partie</w:t>
-        </w:r>
-        <w:r>
-          <w:rPr>
-            <w:spacing w:val="5"/>
-          </w:rPr>
-          <w:t xml:space="preserve"> </w:t>
-        </w:r>
-        <w:r>
-          <w:rPr>
-            <w:spacing w:val="-2"/>
-          </w:rPr>
-          <w:t>administrateur</w:t>
-        </w:r>
-        <w:r>
-          <w:tab/>
-        </w:r>
-        <w:r>
-          <w:rPr>
-            <w:spacing w:val="-10"/>
-          </w:rPr>
-          <w:t>7</w:t>
-        </w:r>
-      </w:hyperlink>
-    </w:p>
-    <w:p>
-      <w:pPr>
-        <w:pStyle w:val="Corpsdetexte"/>
-        <w:tabs>
-          <w:tab w:val="left" w:leader="dot" w:pos="9090"/>
-        </w:tabs>
-        <w:spacing w:before="125"/>
-        <w:ind w:left="150"/>
-      </w:pPr>
-      <w:hyperlink w:anchor="_bookmark26" w:history="1">
-        <w:r>
-          <w:t>Figure</w:t>
-        </w:r>
-        <w:r>
-          <w:rPr>
-            <w:spacing w:val="1"/>
-          </w:rPr>
-          <w:t xml:space="preserve"> </w:t>
-        </w:r>
-        <w:r>
-          <w:t>6</w:t>
-        </w:r>
-        <w:r>
-          <w:rPr>
-            <w:spacing w:val="5"/>
-          </w:rPr>
-          <w:t xml:space="preserve"> </w:t>
-        </w:r>
-        <w:r>
-          <w:t>:</w:t>
-        </w:r>
-        <w:r>
-          <w:rPr>
-            <w:spacing w:val="-3"/>
-          </w:rPr>
-          <w:t xml:space="preserve"> </w:t>
-        </w:r>
-        <w:r>
-          <w:t>Code</w:t>
-        </w:r>
-        <w:r>
-          <w:rPr>
-            <w:spacing w:val="-8"/>
-          </w:rPr>
-          <w:t xml:space="preserve"> </w:t>
-        </w:r>
-        <w:r>
-          <w:t>–</w:t>
-        </w:r>
-        <w:r>
-          <w:rPr>
-            <w:spacing w:val="6"/>
-          </w:rPr>
-          <w:t xml:space="preserve"> </w:t>
-        </w:r>
-        <w:r>
-          <w:t>importation</w:t>
-        </w:r>
-        <w:r>
-          <w:rPr>
-            <w:spacing w:val="-9"/>
-          </w:rPr>
-          <w:t xml:space="preserve"> </w:t>
-        </w:r>
-        <w:r>
-          <w:t>du</w:t>
-        </w:r>
-        <w:r>
-          <w:rPr>
-            <w:spacing w:val="5"/>
-          </w:rPr>
-          <w:t xml:space="preserve"> </w:t>
-        </w:r>
-        <w:r>
-          <w:t>produit</w:t>
-        </w:r>
-        <w:r>
-          <w:rPr>
-            <w:spacing w:val="-3"/>
-          </w:rPr>
-          <w:t xml:space="preserve"> </w:t>
-        </w:r>
-        <w:r>
-          <w:t>depuis la</w:t>
-        </w:r>
-        <w:r>
-          <w:rPr>
-            <w:spacing w:val="-11"/>
-          </w:rPr>
-          <w:t xml:space="preserve"> </w:t>
-        </w:r>
-        <w:r>
-          <w:t>base</w:t>
-        </w:r>
-        <w:r>
-          <w:rPr>
-            <w:spacing w:val="4"/>
-          </w:rPr>
-          <w:t xml:space="preserve"> </w:t>
-        </w:r>
-        <w:r>
-          <w:t>de</w:t>
-        </w:r>
-        <w:r>
-          <w:rPr>
-            <w:spacing w:val="3"/>
-          </w:rPr>
-          <w:t xml:space="preserve"> </w:t>
-        </w:r>
-        <w:r>
-          <w:t>données</w:t>
-        </w:r>
-        <w:r>
-          <w:rPr>
-            <w:spacing w:val="1"/>
-          </w:rPr>
-          <w:t xml:space="preserve"> </w:t>
-        </w:r>
-        <w:r>
-          <w:t>de</w:t>
-        </w:r>
-        <w:r>
-          <w:rPr>
-            <w:spacing w:val="4"/>
-          </w:rPr>
-          <w:t xml:space="preserve"> </w:t>
-        </w:r>
-        <w:r>
-          <w:rPr>
-            <w:spacing w:val="-2"/>
-          </w:rPr>
-          <w:t>l’entreprise</w:t>
-        </w:r>
-        <w:r>
-          <w:tab/>
-        </w:r>
-        <w:r>
-          <w:rPr>
-            <w:spacing w:val="-10"/>
-          </w:rPr>
-          <w:t>9</w:t>
-        </w:r>
-      </w:hyperlink>
-    </w:p>
-    <w:p>
-      <w:pPr>
-        <w:pStyle w:val="Corpsdetexte"/>
-        <w:tabs>
-          <w:tab w:val="left" w:leader="dot" w:pos="8962"/>
-        </w:tabs>
-        <w:spacing w:before="140"/>
-        <w:ind w:left="150"/>
-      </w:pPr>
-      <w:hyperlink w:anchor="_bookmark27" w:history="1">
-        <w:r>
-          <w:t>Figure</w:t>
-        </w:r>
-        <w:r>
-          <w:rPr>
-            <w:spacing w:val="6"/>
-          </w:rPr>
-          <w:t xml:space="preserve"> </w:t>
-        </w:r>
-        <w:r>
-          <w:t>7</w:t>
-        </w:r>
-        <w:r>
-          <w:rPr>
-            <w:spacing w:val="11"/>
-          </w:rPr>
-          <w:t xml:space="preserve"> </w:t>
-        </w:r>
-        <w:r>
-          <w:t>:</w:t>
-        </w:r>
-        <w:r>
-          <w:rPr>
-            <w:spacing w:val="1"/>
-          </w:rPr>
-          <w:t xml:space="preserve"> </w:t>
-        </w:r>
-        <w:r>
-          <w:t>Code</w:t>
-        </w:r>
-        <w:r>
-          <w:rPr>
-            <w:spacing w:val="-3"/>
-          </w:rPr>
-          <w:t xml:space="preserve"> </w:t>
-        </w:r>
-        <w:r>
-          <w:t>–</w:t>
-        </w:r>
-        <w:r>
-          <w:rPr>
-            <w:spacing w:val="-4"/>
-          </w:rPr>
-          <w:t xml:space="preserve"> </w:t>
-        </w:r>
-        <w:r>
-          <w:t>exportation</w:t>
-        </w:r>
-        <w:r>
-          <w:rPr>
-            <w:spacing w:val="-5"/>
-          </w:rPr>
-          <w:t xml:space="preserve"> </w:t>
-        </w:r>
-        <w:r>
-          <w:t>du</w:t>
-        </w:r>
-        <w:r>
-          <w:rPr>
-            <w:spacing w:val="-6"/>
-          </w:rPr>
-          <w:t xml:space="preserve"> </w:t>
-        </w:r>
-        <w:r>
-          <w:t>produit</w:t>
-        </w:r>
-        <w:r>
-          <w:rPr>
-            <w:spacing w:val="-15"/>
-          </w:rPr>
-          <w:t xml:space="preserve"> </w:t>
-        </w:r>
-        <w:r>
-          <w:t>depuis</w:t>
-        </w:r>
-        <w:r>
-          <w:rPr>
-            <w:spacing w:val="6"/>
-          </w:rPr>
-          <w:t xml:space="preserve"> </w:t>
-        </w:r>
-        <w:r>
-          <w:t>la</w:t>
-        </w:r>
-        <w:r>
-          <w:rPr>
-            <w:spacing w:val="9"/>
-          </w:rPr>
-          <w:t xml:space="preserve"> </w:t>
-        </w:r>
-        <w:r>
-          <w:t>base</w:t>
-        </w:r>
-        <w:r>
-          <w:rPr>
-            <w:spacing w:val="-7"/>
-          </w:rPr>
-          <w:t xml:space="preserve"> </w:t>
-        </w:r>
-        <w:r>
-          <w:t>de</w:t>
-        </w:r>
-        <w:r>
-          <w:rPr>
-            <w:spacing w:val="4"/>
-          </w:rPr>
-          <w:t xml:space="preserve"> </w:t>
-        </w:r>
-        <w:r>
-          <w:t>données</w:t>
-        </w:r>
-        <w:r>
-          <w:rPr>
-            <w:spacing w:val="-10"/>
-          </w:rPr>
-          <w:t xml:space="preserve"> </w:t>
-        </w:r>
-        <w:r>
-          <w:t>de</w:t>
-        </w:r>
-        <w:r>
-          <w:rPr>
-            <w:spacing w:val="9"/>
-          </w:rPr>
-          <w:t xml:space="preserve"> </w:t>
-        </w:r>
-        <w:r>
-          <w:rPr>
-            <w:spacing w:val="-2"/>
-          </w:rPr>
-          <w:t>l’entreprise</w:t>
-        </w:r>
-        <w:r>
-          <w:tab/>
-        </w:r>
-        <w:r>
-          <w:rPr>
-            <w:spacing w:val="-5"/>
-          </w:rPr>
-          <w:t>10</w:t>
-        </w:r>
-      </w:hyperlink>
-    </w:p>
-    <w:p>
-      <w:pPr>
-        <w:pStyle w:val="Corpsdetexte"/>
-        <w:tabs>
-          <w:tab w:val="left" w:leader="dot" w:pos="8962"/>
-        </w:tabs>
-        <w:spacing w:before="141"/>
-        <w:ind w:left="150"/>
-      </w:pPr>
-      <w:hyperlink w:anchor="_bookmark37" w:history="1">
-        <w:r>
-          <w:t>Figure 8</w:t>
-        </w:r>
-        <w:r>
-          <w:rPr>
-            <w:spacing w:val="7"/>
-          </w:rPr>
-          <w:t xml:space="preserve"> </w:t>
-        </w:r>
-        <w:r>
-          <w:t>:</w:t>
-        </w:r>
-        <w:r>
-          <w:rPr>
-            <w:spacing w:val="-2"/>
-          </w:rPr>
-          <w:t xml:space="preserve"> </w:t>
-        </w:r>
-        <w:r>
-          <w:t>Page</w:t>
-        </w:r>
-        <w:r>
-          <w:rPr>
-            <w:spacing w:val="-10"/>
-          </w:rPr>
-          <w:t xml:space="preserve"> </w:t>
-        </w:r>
-        <w:r>
-          <w:t>d'accueil</w:t>
-        </w:r>
-        <w:r>
-          <w:rPr>
-            <w:spacing w:val="3"/>
-          </w:rPr>
-          <w:t xml:space="preserve"> </w:t>
-        </w:r>
-        <w:r>
-          <w:t>- Partie</w:t>
-        </w:r>
-        <w:r>
-          <w:rPr>
-            <w:spacing w:val="6"/>
-          </w:rPr>
-          <w:t xml:space="preserve"> </w:t>
-        </w:r>
-        <w:r>
-          <w:t>client</w:t>
-        </w:r>
-        <w:r>
-          <w:rPr>
-            <w:spacing w:val="-15"/>
-          </w:rPr>
-          <w:t xml:space="preserve"> </w:t>
-        </w:r>
-        <w:r>
-          <w:rPr>
-            <w:spacing w:val="-4"/>
-          </w:rPr>
-          <w:t>finie</w:t>
-        </w:r>
-        <w:r>
-          <w:tab/>
-        </w:r>
-        <w:r>
-          <w:rPr>
-            <w:spacing w:val="-5"/>
-          </w:rPr>
-          <w:t>14</w:t>
-        </w:r>
-      </w:hyperlink>
-    </w:p>
-    <w:p>
-      <w:pPr>
-        <w:pStyle w:val="Corpsdetexte"/>
-        <w:tabs>
-          <w:tab w:val="left" w:leader="dot" w:pos="8962"/>
-        </w:tabs>
-        <w:spacing w:before="140"/>
-        <w:ind w:left="150"/>
-      </w:pPr>
-      <w:hyperlink w:anchor="_bookmark38" w:history="1">
-        <w:r>
-          <w:t>Figure</w:t>
-        </w:r>
-        <w:r>
-          <w:rPr>
-            <w:spacing w:val="2"/>
-          </w:rPr>
-          <w:t xml:space="preserve"> </w:t>
-        </w:r>
-        <w:r>
-          <w:t>9</w:t>
-        </w:r>
-        <w:r>
-          <w:rPr>
-            <w:spacing w:val="7"/>
-          </w:rPr>
-          <w:t xml:space="preserve"> </w:t>
-        </w:r>
-        <w:r>
-          <w:t>:</w:t>
-        </w:r>
-        <w:r>
-          <w:rPr>
-            <w:spacing w:val="-2"/>
-          </w:rPr>
-          <w:t xml:space="preserve"> </w:t>
-        </w:r>
-        <w:r>
-          <w:t>Page</w:t>
-        </w:r>
-        <w:r>
-          <w:rPr>
-            <w:spacing w:val="-9"/>
-          </w:rPr>
-          <w:t xml:space="preserve"> </w:t>
-        </w:r>
-        <w:r>
-          <w:t>d'accueil</w:t>
-        </w:r>
-        <w:r>
-          <w:rPr>
-            <w:spacing w:val="3"/>
-          </w:rPr>
-          <w:t xml:space="preserve"> </w:t>
-        </w:r>
-        <w:r>
-          <w:t>-</w:t>
-        </w:r>
-        <w:r>
-          <w:rPr>
-            <w:spacing w:val="1"/>
-          </w:rPr>
-          <w:t xml:space="preserve"> </w:t>
-        </w:r>
-        <w:r>
-          <w:t>Partie</w:t>
-        </w:r>
-        <w:r>
-          <w:rPr>
-            <w:spacing w:val="6"/>
-          </w:rPr>
-          <w:t xml:space="preserve"> </w:t>
-        </w:r>
-        <w:r>
-          <w:t>administrateur</w:t>
-        </w:r>
-        <w:r>
-          <w:rPr>
-            <w:spacing w:val="-28"/>
-          </w:rPr>
-          <w:t xml:space="preserve"> </w:t>
-        </w:r>
-        <w:r>
-          <w:rPr>
-            <w:spacing w:val="-2"/>
-          </w:rPr>
-          <w:t>finie</w:t>
-        </w:r>
-        <w:r>
-          <w:tab/>
-        </w:r>
-        <w:r>
-          <w:rPr>
-            <w:spacing w:val="-5"/>
-          </w:rPr>
-          <w:t>14</w:t>
-        </w:r>
-      </w:hyperlink>
-    </w:p>
-    <w:p>
-      <w:pPr>
-        <w:pStyle w:val="Corpsdetexte"/>
-        <w:sectPr>
-          <w:pgSz w:w="11910" w:h="16840"/>
-          <w:pgMar w:top="1360" w:right="1275" w:bottom="1220" w:left="1275" w:header="0" w:footer="1023" w:gutter="0"/>
-          <w:cols w:space="720"/>
-        </w:sectPr>
-      </w:pPr>
-    </w:p>
-    <w:p>
-      <w:pPr>
-        <w:pStyle w:val="Titre1"/>
-        <w:rPr>
-          <w:color w:val="948A54" w:themeColor="background2" w:themeShade="80"/>
-        </w:rPr>
-      </w:pPr>
-      <w:bookmarkStart w:id="3" w:name="_bookmark3"/>
-      <w:bookmarkEnd w:id="3"/>
+      <w:bookmarkStart w:id="2" w:name="_Toc214004608"/>
       <w:r>
         <w:rPr>
           <w:color w:val="948A54" w:themeColor="background2" w:themeShade="80"/>
@@ -3331,6 +712,7 @@
         <w:lastRenderedPageBreak/>
         <w:t>INTRODUCTION</w:t>
       </w:r>
+      <w:bookmarkEnd w:id="2"/>
     </w:p>
     <w:p>
       <w:pPr>
@@ -3340,20 +722,20 @@
         </w:tabs>
         <w:ind w:left="0" w:firstLine="0"/>
       </w:pPr>
-      <w:bookmarkStart w:id="4" w:name="_bookmark4"/>
-      <w:bookmarkEnd w:id="4"/>
       <w:r>
         <w:rPr>
           <w:color w:val="2E5395"/>
         </w:rPr>
         <w:t xml:space="preserve">    </w:t>
       </w:r>
+      <w:bookmarkStart w:id="3" w:name="_Toc214004609"/>
       <w:r>
         <w:rPr>
           <w:color w:val="948A54" w:themeColor="background2" w:themeShade="80"/>
         </w:rPr>
         <w:t>Agence de Malagasy de Presse</w:t>
       </w:r>
+      <w:bookmarkEnd w:id="3"/>
     </w:p>
     <w:p>
       <w:pPr>
@@ -3471,6 +853,7 @@
           <w:color w:val="948A54" w:themeColor="background2" w:themeShade="80"/>
         </w:rPr>
       </w:pPr>
+      <w:bookmarkStart w:id="4" w:name="_Toc214004610"/>
       <w:r>
         <w:rPr>
           <w:color w:val="948A54" w:themeColor="background2" w:themeShade="80"/>
@@ -3504,6 +887,7 @@
         </w:rPr>
         <w:t>stage</w:t>
       </w:r>
+      <w:bookmarkEnd w:id="4"/>
     </w:p>
     <w:p>
       <w:pPr>
@@ -3579,8 +963,7 @@
           <w:color w:val="948A54" w:themeColor="background2" w:themeShade="80"/>
         </w:rPr>
       </w:pPr>
-      <w:bookmarkStart w:id="5" w:name="_bookmark7"/>
-      <w:bookmarkEnd w:id="5"/>
+      <w:bookmarkStart w:id="5" w:name="_Toc214004611"/>
       <w:r>
         <w:rPr>
           <w:color w:val="948A54" w:themeColor="background2" w:themeShade="80"/>
@@ -3615,6 +998,7 @@
         </w:rPr>
         <w:t>projet</w:t>
       </w:r>
+      <w:bookmarkEnd w:id="5"/>
     </w:p>
     <w:p>
       <w:pPr>
@@ -3631,15 +1015,15 @@
           <w:color w:val="948A54" w:themeColor="background2" w:themeShade="80"/>
         </w:rPr>
       </w:pPr>
-      <w:bookmarkStart w:id="6" w:name="_bookmark8"/>
+      <w:bookmarkStart w:id="6" w:name="_Toc214004612"/>
+      <w:r>
+        <w:rPr>
+          <w:color w:val="948A54" w:themeColor="background2" w:themeShade="80"/>
+          <w:spacing w:val="-2"/>
+        </w:rPr>
+        <w:t>Contexte</w:t>
+      </w:r>
       <w:bookmarkEnd w:id="6"/>
-      <w:r>
-        <w:rPr>
-          <w:color w:val="948A54" w:themeColor="background2" w:themeShade="80"/>
-          <w:spacing w:val="-2"/>
-        </w:rPr>
-        <w:t>Contexte</w:t>
-      </w:r>
     </w:p>
     <w:p>
       <w:pPr>
@@ -3676,41 +1060,41 @@
           <w:color w:val="948A54" w:themeColor="background2" w:themeShade="80"/>
         </w:rPr>
       </w:pPr>
-      <w:bookmarkStart w:id="7" w:name="_bookmark9"/>
+      <w:bookmarkStart w:id="7" w:name="_Toc214004613"/>
+      <w:r>
+        <w:rPr>
+          <w:color w:val="948A54" w:themeColor="background2" w:themeShade="80"/>
+        </w:rPr>
+        <w:t>Objectifs</w:t>
+      </w:r>
+      <w:r>
+        <w:rPr>
+          <w:color w:val="948A54" w:themeColor="background2" w:themeShade="80"/>
+          <w:spacing w:val="39"/>
+        </w:rPr>
+        <w:t xml:space="preserve"> </w:t>
+      </w:r>
+      <w:r>
+        <w:rPr>
+          <w:color w:val="948A54" w:themeColor="background2" w:themeShade="80"/>
+        </w:rPr>
+        <w:t>du</w:t>
+      </w:r>
+      <w:r>
+        <w:rPr>
+          <w:color w:val="948A54" w:themeColor="background2" w:themeShade="80"/>
+          <w:spacing w:val="2"/>
+        </w:rPr>
+        <w:t xml:space="preserve"> </w:t>
+      </w:r>
+      <w:r>
+        <w:rPr>
+          <w:color w:val="948A54" w:themeColor="background2" w:themeShade="80"/>
+          <w:spacing w:val="-2"/>
+        </w:rPr>
+        <w:t>projet</w:t>
+      </w:r>
       <w:bookmarkEnd w:id="7"/>
-      <w:r>
-        <w:rPr>
-          <w:color w:val="948A54" w:themeColor="background2" w:themeShade="80"/>
-        </w:rPr>
-        <w:t>Objectifs</w:t>
-      </w:r>
-      <w:r>
-        <w:rPr>
-          <w:color w:val="948A54" w:themeColor="background2" w:themeShade="80"/>
-          <w:spacing w:val="39"/>
-        </w:rPr>
-        <w:t xml:space="preserve"> </w:t>
-      </w:r>
-      <w:r>
-        <w:rPr>
-          <w:color w:val="948A54" w:themeColor="background2" w:themeShade="80"/>
-        </w:rPr>
-        <w:t>du</w:t>
-      </w:r>
-      <w:r>
-        <w:rPr>
-          <w:color w:val="948A54" w:themeColor="background2" w:themeShade="80"/>
-          <w:spacing w:val="2"/>
-        </w:rPr>
-        <w:t xml:space="preserve"> </w:t>
-      </w:r>
-      <w:r>
-        <w:rPr>
-          <w:color w:val="948A54" w:themeColor="background2" w:themeShade="80"/>
-          <w:spacing w:val="-2"/>
-        </w:rPr>
-        <w:t>projet</w:t>
-      </w:r>
     </w:p>
     <w:p>
       <w:pPr>
@@ -3889,10 +1273,7 @@
           <w:color w:val="948A54" w:themeColor="background2" w:themeShade="80"/>
         </w:rPr>
       </w:pPr>
-      <w:bookmarkStart w:id="8" w:name="_bookmark11"/>
-      <w:bookmarkStart w:id="9" w:name="_bookmark12"/>
-      <w:bookmarkEnd w:id="8"/>
-      <w:bookmarkEnd w:id="9"/>
+      <w:bookmarkStart w:id="8" w:name="_Toc214004614"/>
       <w:r>
         <w:rPr>
           <w:color w:val="948A54" w:themeColor="background2" w:themeShade="80"/>
@@ -3927,6 +1308,7 @@
         </w:rPr>
         <w:t>stage</w:t>
       </w:r>
+      <w:bookmarkEnd w:id="8"/>
     </w:p>
     <w:p>
       <w:pPr>
@@ -3943,6 +1325,7 @@
           <w:color w:val="948A54" w:themeColor="background2" w:themeShade="80"/>
         </w:rPr>
       </w:pPr>
+      <w:bookmarkStart w:id="9" w:name="_Toc214004615"/>
       <w:r>
         <w:rPr>
           <w:color w:val="948A54" w:themeColor="background2" w:themeShade="80"/>
@@ -3989,6 +1372,7 @@
         </w:rPr>
         <w:t>1)</w:t>
       </w:r>
+      <w:bookmarkEnd w:id="9"/>
     </w:p>
     <w:p>
       <w:pPr>
@@ -4007,8 +1391,6 @@
           <w:sz w:val="24"/>
         </w:rPr>
       </w:pPr>
-      <w:bookmarkStart w:id="10" w:name="_bookmark13"/>
-      <w:bookmarkEnd w:id="10"/>
       <w:r>
         <w:rPr>
           <w:color w:val="948A54" w:themeColor="background2" w:themeShade="80"/>
@@ -4142,8 +1524,6 @@
           <w:sz w:val="24"/>
         </w:rPr>
       </w:pPr>
-      <w:bookmarkStart w:id="11" w:name="_bookmark14"/>
-      <w:bookmarkEnd w:id="11"/>
       <w:r>
         <w:rPr>
           <w:color w:val="948A54" w:themeColor="background2" w:themeShade="80"/>
@@ -4158,8 +1538,6 @@
         <w:spacing w:before="140" w:line="348" w:lineRule="auto"/>
         <w:ind w:left="150"/>
       </w:pPr>
-      <w:bookmarkStart w:id="12" w:name="_bookmark15"/>
-      <w:bookmarkEnd w:id="12"/>
       <w:r>
         <w:t xml:space="preserve">Diagramme de flux de </w:t>
       </w:r>
@@ -5003,8 +2381,7 @@
           <w:color w:val="948A54" w:themeColor="background2" w:themeShade="80"/>
         </w:rPr>
       </w:pPr>
-      <w:bookmarkStart w:id="13" w:name="_bookmark16"/>
-      <w:bookmarkEnd w:id="13"/>
+      <w:bookmarkStart w:id="10" w:name="_Toc214004616"/>
       <w:r>
         <w:rPr>
           <w:color w:val="948A54" w:themeColor="background2" w:themeShade="80"/>
@@ -5051,6 +2428,7 @@
         </w:rPr>
         <w:t>2)</w:t>
       </w:r>
+      <w:bookmarkEnd w:id="10"/>
     </w:p>
     <w:p>
       <w:pPr>
@@ -5065,8 +2443,6 @@
           <w:sz w:val="24"/>
         </w:rPr>
       </w:pPr>
-      <w:bookmarkStart w:id="14" w:name="_bookmark17"/>
-      <w:bookmarkEnd w:id="14"/>
       <w:r>
         <w:rPr>
           <w:color w:val="948A54" w:themeColor="background2" w:themeShade="80"/>
@@ -5098,8 +2474,8 @@
           <w:sz w:val="17"/>
         </w:rPr>
       </w:pPr>
-      <w:bookmarkStart w:id="15" w:name="_bookmark18"/>
-      <w:bookmarkEnd w:id="15"/>
+      <w:bookmarkStart w:id="11" w:name="_bookmark18"/>
+      <w:bookmarkEnd w:id="11"/>
     </w:p>
     <w:p>
       <w:pPr>
@@ -5236,8 +2612,8 @@
           <w:sz w:val="17"/>
         </w:rPr>
       </w:pPr>
-      <w:bookmarkStart w:id="16" w:name="_bookmark19"/>
-      <w:bookmarkEnd w:id="16"/>
+      <w:bookmarkStart w:id="12" w:name="_bookmark19"/>
+      <w:bookmarkEnd w:id="12"/>
       <w:r>
         <w:rPr>
           <w:i/>
@@ -5435,10 +2811,11 @@
           <w:color w:val="948A54" w:themeColor="background2" w:themeShade="80"/>
         </w:rPr>
       </w:pPr>
-      <w:bookmarkStart w:id="17" w:name="_bookmark20"/>
-      <w:bookmarkStart w:id="18" w:name="_bookmark21"/>
-      <w:bookmarkEnd w:id="17"/>
-      <w:bookmarkEnd w:id="18"/>
+      <w:bookmarkStart w:id="13" w:name="_bookmark20"/>
+      <w:bookmarkStart w:id="14" w:name="_bookmark21"/>
+      <w:bookmarkStart w:id="15" w:name="_Toc214004617"/>
+      <w:bookmarkEnd w:id="13"/>
+      <w:bookmarkEnd w:id="14"/>
       <w:r>
         <w:rPr>
           <w:color w:val="948A54" w:themeColor="background2" w:themeShade="80"/>
@@ -5446,6 +2823,7 @@
         <w:lastRenderedPageBreak/>
         <w:t>1- Gestion du CMS côté serveur (WordPress, MySQL, PHP)</w:t>
       </w:r>
+      <w:bookmarkEnd w:id="15"/>
     </w:p>
     <w:p>
       <w:pPr>
@@ -5559,6 +2937,7 @@
           <w:color w:val="948A54" w:themeColor="background2" w:themeShade="80"/>
         </w:rPr>
       </w:pPr>
+      <w:bookmarkStart w:id="16" w:name="_Toc214004618"/>
       <w:r>
         <w:rPr>
           <w:color w:val="948A54" w:themeColor="background2" w:themeShade="80"/>
@@ -5577,6 +2956,7 @@
         </w:rPr>
         <w:t>Optimisation des performances</w:t>
       </w:r>
+      <w:bookmarkEnd w:id="16"/>
     </w:p>
     <w:p>
       <w:pPr>
@@ -5654,6 +3034,7 @@
           <w:color w:val="948A54" w:themeColor="background2" w:themeShade="80"/>
         </w:rPr>
       </w:pPr>
+      <w:bookmarkStart w:id="17" w:name="_Toc214004619"/>
       <w:r>
         <w:rPr>
           <w:color w:val="948A54" w:themeColor="background2" w:themeShade="80"/>
@@ -5676,7 +3057,14 @@
         <w:rPr>
           <w:color w:val="948A54" w:themeColor="background2" w:themeShade="80"/>
         </w:rPr>
-        <w:t xml:space="preserve">EME D’HÉBERGEMENT RENCONTRÉ </w:t>
+        <w:t>EME D’HÉBERGEMENT RENCONTRÉ</w:t>
+      </w:r>
+      <w:bookmarkEnd w:id="17"/>
+      <w:r>
+        <w:rPr>
+          <w:color w:val="948A54" w:themeColor="background2" w:themeShade="80"/>
+        </w:rPr>
+        <w:t xml:space="preserve"> </w:t>
       </w:r>
     </w:p>
     <w:p>
@@ -5736,8 +3124,8 @@
       <w:pPr>
         <w:pStyle w:val="Corpsdetexte"/>
       </w:pPr>
-      <w:bookmarkStart w:id="19" w:name="_bookmark22"/>
-      <w:bookmarkEnd w:id="19"/>
+      <w:bookmarkStart w:id="18" w:name="_bookmark22"/>
+      <w:bookmarkEnd w:id="18"/>
       <w:r>
         <w:t>Au mois de juillet, le site a subi une tentative d’</w:t>
       </w:r>
@@ -5878,8 +3266,6 @@
         <w:pStyle w:val="Corpsdetexte"/>
         <w:spacing w:line="362" w:lineRule="auto"/>
       </w:pPr>
-      <w:bookmarkStart w:id="20" w:name="_bookmark23"/>
-      <w:bookmarkEnd w:id="20"/>
       <w:r>
         <w:rPr>
           <w:noProof/>
@@ -6434,1803 +3820,11 @@
         <w:pStyle w:val="Titre2"/>
         <w:ind w:firstLine="0"/>
       </w:pPr>
-      <w:bookmarkStart w:id="21" w:name="_bookmark42"/>
-      <w:bookmarkEnd w:id="21"/>
-      <w:r>
-        <w:rPr>
-          <w:color w:val="2E5395"/>
-        </w:rPr>
-        <w:lastRenderedPageBreak/>
-        <w:t>Table</w:t>
-      </w:r>
-      <w:r>
-        <w:rPr>
-          <w:color w:val="2E5395"/>
-          <w:spacing w:val="2"/>
-        </w:rPr>
-        <w:t xml:space="preserve"> </w:t>
-      </w:r>
-      <w:r>
-        <w:rPr>
-          <w:color w:val="2E5395"/>
-        </w:rPr>
-        <w:t>des</w:t>
-      </w:r>
-      <w:r>
-        <w:rPr>
-          <w:color w:val="2E5395"/>
-          <w:spacing w:val="-12"/>
-        </w:rPr>
-        <w:t xml:space="preserve"> </w:t>
-      </w:r>
-      <w:r>
-        <w:rPr>
-          <w:color w:val="2E5395"/>
-          <w:spacing w:val="-2"/>
-        </w:rPr>
-        <w:t>matières</w:t>
-      </w:r>
-    </w:p>
-    <w:p>
-      <w:pPr>
-        <w:pStyle w:val="Titre2"/>
-        <w:sectPr>
-          <w:footerReference w:type="default" r:id="rId18"/>
-          <w:pgSz w:w="11910" w:h="16840"/>
-          <w:pgMar w:top="1360" w:right="1275" w:bottom="1706" w:left="1275" w:header="0" w:footer="1023" w:gutter="0"/>
-          <w:cols w:space="720"/>
-        </w:sectPr>
-      </w:pPr>
-    </w:p>
-    <w:sdt>
-      <w:sdtPr>
-        <w:id w:val="-480004630"/>
-        <w:docPartObj>
-          <w:docPartGallery w:val="Table of Contents"/>
-          <w:docPartUnique/>
-        </w:docPartObj>
-      </w:sdtPr>
-      <w:sdtContent>
-        <w:p>
-          <w:pPr>
-            <w:pStyle w:val="TM1"/>
-            <w:tabs>
-              <w:tab w:val="right" w:leader="dot" w:pos="9218"/>
-            </w:tabs>
-          </w:pPr>
-          <w:hyperlink w:anchor="_bookmark0" w:history="1">
-            <w:r>
-              <w:rPr>
-                <w:spacing w:val="-2"/>
-              </w:rPr>
-              <w:t>REMERCIEMENTS</w:t>
-            </w:r>
-            <w:r>
-              <w:tab/>
-            </w:r>
-            <w:r>
-              <w:rPr>
-                <w:spacing w:val="-10"/>
-              </w:rPr>
-              <w:t>I</w:t>
-            </w:r>
-          </w:hyperlink>
-        </w:p>
-        <w:p>
-          <w:pPr>
-            <w:pStyle w:val="TM1"/>
-            <w:tabs>
-              <w:tab w:val="right" w:leader="dot" w:pos="9218"/>
-            </w:tabs>
-            <w:spacing w:before="236"/>
-          </w:pPr>
-          <w:hyperlink w:anchor="_bookmark1" w:history="1">
-            <w:r>
-              <w:rPr>
-                <w:spacing w:val="-2"/>
-              </w:rPr>
-              <w:t>RESUME</w:t>
-            </w:r>
-            <w:r>
-              <w:tab/>
-            </w:r>
-            <w:r>
-              <w:rPr>
-                <w:spacing w:val="-5"/>
-              </w:rPr>
-              <w:t>II</w:t>
-            </w:r>
-          </w:hyperlink>
-        </w:p>
-        <w:p>
-          <w:pPr>
-            <w:pStyle w:val="TM3"/>
-            <w:tabs>
-              <w:tab w:val="left" w:leader="dot" w:pos="6511"/>
-            </w:tabs>
-            <w:rPr>
-              <w:i w:val="0"/>
-              <w:sz w:val="24"/>
-            </w:rPr>
-          </w:pPr>
-          <w:r>
-            <w:rPr>
-              <w:b w:val="0"/>
-              <w:i w:val="0"/>
-              <w:spacing w:val="-2"/>
-              <w:sz w:val="24"/>
-            </w:rPr>
-            <w:t>SOMMAIRE</w:t>
-          </w:r>
-          <w:r>
-            <w:rPr>
-              <w:b w:val="0"/>
-              <w:i w:val="0"/>
-              <w:sz w:val="24"/>
-            </w:rPr>
-            <w:tab/>
-          </w:r>
-          <w:r>
-            <w:rPr>
-              <w:i w:val="0"/>
-              <w:sz w:val="24"/>
-            </w:rPr>
-            <w:t>Erreur</w:t>
-          </w:r>
-          <w:r>
-            <w:rPr>
-              <w:i w:val="0"/>
-              <w:spacing w:val="-6"/>
-              <w:sz w:val="24"/>
-            </w:rPr>
-            <w:t xml:space="preserve"> </w:t>
-          </w:r>
-          <w:r>
-            <w:rPr>
-              <w:i w:val="0"/>
-              <w:sz w:val="24"/>
-            </w:rPr>
-            <w:t>!</w:t>
-          </w:r>
-          <w:r>
-            <w:rPr>
-              <w:i w:val="0"/>
-              <w:spacing w:val="-10"/>
-              <w:sz w:val="24"/>
-            </w:rPr>
-            <w:t xml:space="preserve"> </w:t>
-          </w:r>
-          <w:r>
-            <w:rPr>
-              <w:i w:val="0"/>
-              <w:sz w:val="24"/>
-            </w:rPr>
-            <w:t>Signet</w:t>
-          </w:r>
-          <w:r>
-            <w:rPr>
-              <w:i w:val="0"/>
-              <w:spacing w:val="5"/>
-              <w:sz w:val="24"/>
-            </w:rPr>
-            <w:t xml:space="preserve"> </w:t>
-          </w:r>
-          <w:r>
-            <w:rPr>
-              <w:i w:val="0"/>
-              <w:sz w:val="24"/>
-            </w:rPr>
-            <w:t xml:space="preserve">non </w:t>
-          </w:r>
-          <w:r>
-            <w:rPr>
-              <w:i w:val="0"/>
-              <w:spacing w:val="-2"/>
-              <w:sz w:val="24"/>
-            </w:rPr>
-            <w:t>défini.</w:t>
-          </w:r>
-        </w:p>
-        <w:p>
-          <w:pPr>
-            <w:pStyle w:val="TM2"/>
-            <w:tabs>
-              <w:tab w:val="right" w:leader="dot" w:pos="9215"/>
-            </w:tabs>
-          </w:pPr>
-          <w:hyperlink w:anchor="_bookmark2" w:history="1">
-            <w:r>
-              <w:t>Table</w:t>
-            </w:r>
-            <w:r>
-              <w:rPr>
-                <w:spacing w:val="2"/>
-              </w:rPr>
-              <w:t xml:space="preserve"> </w:t>
-            </w:r>
-            <w:r>
-              <w:t>des</w:t>
-            </w:r>
-            <w:r>
-              <w:rPr>
-                <w:spacing w:val="-1"/>
-              </w:rPr>
-              <w:t xml:space="preserve"> </w:t>
-            </w:r>
-            <w:r>
-              <w:rPr>
-                <w:spacing w:val="-2"/>
-              </w:rPr>
-              <w:t>figures</w:t>
-            </w:r>
-            <w:r>
-              <w:tab/>
-            </w:r>
-            <w:r>
-              <w:rPr>
-                <w:spacing w:val="-5"/>
-              </w:rPr>
-              <w:t>IV</w:t>
-            </w:r>
-          </w:hyperlink>
-        </w:p>
-        <w:p>
-          <w:pPr>
-            <w:pStyle w:val="TM1"/>
-            <w:tabs>
-              <w:tab w:val="right" w:leader="dot" w:pos="9210"/>
-            </w:tabs>
-            <w:spacing w:before="253"/>
-          </w:pPr>
-          <w:hyperlink w:anchor="_bookmark3" w:history="1">
-            <w:r>
-              <w:rPr>
-                <w:spacing w:val="-2"/>
-              </w:rPr>
-              <w:t>INTRODUCTION</w:t>
-            </w:r>
-            <w:r>
-              <w:tab/>
-            </w:r>
-            <w:r>
-              <w:rPr>
-                <w:spacing w:val="-10"/>
-              </w:rPr>
-              <w:t>1</w:t>
-            </w:r>
-          </w:hyperlink>
-        </w:p>
-        <w:p>
-          <w:pPr>
-            <w:pStyle w:val="TM4"/>
-            <w:numPr>
-              <w:ilvl w:val="0"/>
-              <w:numId w:val="2"/>
-            </w:numPr>
-            <w:tabs>
-              <w:tab w:val="left" w:pos="871"/>
-              <w:tab w:val="right" w:leader="dot" w:pos="9210"/>
-            </w:tabs>
-            <w:ind w:left="871"/>
-          </w:pPr>
-          <w:hyperlink w:anchor="_bookmark4" w:history="1">
-            <w:r>
-              <w:t>Présentation</w:t>
-            </w:r>
-            <w:r>
-              <w:rPr>
-                <w:spacing w:val="-7"/>
-              </w:rPr>
-              <w:t xml:space="preserve"> </w:t>
-            </w:r>
-            <w:r>
-              <w:t>de</w:t>
-            </w:r>
-            <w:r>
-              <w:rPr>
-                <w:spacing w:val="6"/>
-              </w:rPr>
-              <w:t xml:space="preserve"> </w:t>
-            </w:r>
-            <w:r>
-              <w:t>l’entreprise</w:t>
-            </w:r>
-            <w:r>
-              <w:rPr>
-                <w:spacing w:val="12"/>
-              </w:rPr>
-              <w:t xml:space="preserve"> </w:t>
-            </w:r>
-            <w:r>
-              <w:t>:</w:t>
-            </w:r>
-            <w:r>
-              <w:rPr>
-                <w:spacing w:val="-1"/>
-              </w:rPr>
-              <w:t xml:space="preserve"> </w:t>
-            </w:r>
-            <w:r>
-              <w:t>La</w:t>
-            </w:r>
-            <w:r>
-              <w:rPr>
-                <w:spacing w:val="-9"/>
-              </w:rPr>
-              <w:t xml:space="preserve"> </w:t>
-            </w:r>
-            <w:r>
-              <w:t>Cotonnerie</w:t>
-            </w:r>
-            <w:r>
-              <w:rPr>
-                <w:spacing w:val="-8"/>
-              </w:rPr>
-              <w:t xml:space="preserve"> </w:t>
-            </w:r>
-            <w:r>
-              <w:rPr>
-                <w:spacing w:val="-2"/>
-              </w:rPr>
-              <w:t>d’Antsirabe</w:t>
-            </w:r>
-            <w:r>
-              <w:tab/>
-            </w:r>
-            <w:r>
-              <w:rPr>
-                <w:spacing w:val="-10"/>
-              </w:rPr>
-              <w:t>1</w:t>
-            </w:r>
-          </w:hyperlink>
-        </w:p>
-        <w:p>
-          <w:pPr>
-            <w:pStyle w:val="TM4"/>
-            <w:numPr>
-              <w:ilvl w:val="0"/>
-              <w:numId w:val="2"/>
-            </w:numPr>
-            <w:tabs>
-              <w:tab w:val="left" w:pos="871"/>
-              <w:tab w:val="right" w:leader="dot" w:pos="9210"/>
-            </w:tabs>
-            <w:spacing w:before="237"/>
-            <w:ind w:left="871"/>
-          </w:pPr>
-          <w:hyperlink w:anchor="_bookmark5" w:history="1">
-            <w:r>
-              <w:t>Contexte</w:t>
-            </w:r>
-            <w:r>
-              <w:rPr>
-                <w:spacing w:val="-2"/>
-              </w:rPr>
-              <w:t xml:space="preserve"> </w:t>
-            </w:r>
-            <w:r>
-              <w:t>du</w:t>
-            </w:r>
-            <w:r>
-              <w:rPr>
-                <w:spacing w:val="1"/>
-              </w:rPr>
-              <w:t xml:space="preserve"> </w:t>
-            </w:r>
-            <w:r>
-              <w:rPr>
-                <w:spacing w:val="-4"/>
-              </w:rPr>
-              <w:t>stage</w:t>
-            </w:r>
-            <w:r>
-              <w:tab/>
-            </w:r>
-            <w:r>
-              <w:rPr>
-                <w:spacing w:val="-10"/>
-              </w:rPr>
-              <w:t>1</w:t>
-            </w:r>
-          </w:hyperlink>
-        </w:p>
-        <w:p>
-          <w:pPr>
-            <w:pStyle w:val="TM4"/>
-            <w:numPr>
-              <w:ilvl w:val="0"/>
-              <w:numId w:val="2"/>
-            </w:numPr>
-            <w:tabs>
-              <w:tab w:val="left" w:pos="871"/>
-              <w:tab w:val="right" w:leader="dot" w:pos="9210"/>
-            </w:tabs>
-            <w:ind w:left="871"/>
-          </w:pPr>
-          <w:hyperlink w:anchor="_bookmark6" w:history="1">
-            <w:r>
-              <w:t>Objectifs</w:t>
-            </w:r>
-            <w:r>
-              <w:rPr>
-                <w:spacing w:val="-5"/>
-              </w:rPr>
-              <w:t xml:space="preserve"> </w:t>
-            </w:r>
-            <w:r>
-              <w:t>du</w:t>
-            </w:r>
-            <w:r>
-              <w:rPr>
-                <w:spacing w:val="4"/>
-              </w:rPr>
-              <w:t xml:space="preserve"> </w:t>
-            </w:r>
-            <w:r>
-              <w:rPr>
-                <w:spacing w:val="-4"/>
-              </w:rPr>
-              <w:t>stage</w:t>
-            </w:r>
-            <w:r>
-              <w:tab/>
-            </w:r>
-            <w:r>
-              <w:rPr>
-                <w:spacing w:val="-10"/>
-              </w:rPr>
-              <w:t>1</w:t>
-            </w:r>
-          </w:hyperlink>
-        </w:p>
-        <w:p>
-          <w:pPr>
-            <w:pStyle w:val="TM2"/>
-            <w:numPr>
-              <w:ilvl w:val="0"/>
-              <w:numId w:val="1"/>
-            </w:numPr>
-            <w:tabs>
-              <w:tab w:val="left" w:pos="631"/>
-              <w:tab w:val="right" w:leader="dot" w:pos="9210"/>
-            </w:tabs>
-            <w:spacing w:before="237"/>
-          </w:pPr>
-          <w:hyperlink w:anchor="_bookmark7" w:history="1">
-            <w:r>
-              <w:t>Présentation</w:t>
-            </w:r>
-            <w:r>
-              <w:rPr>
-                <w:spacing w:val="-1"/>
-              </w:rPr>
-              <w:t xml:space="preserve"> </w:t>
-            </w:r>
-            <w:r>
-              <w:t>du</w:t>
-            </w:r>
-            <w:r>
-              <w:rPr>
-                <w:spacing w:val="-1"/>
-              </w:rPr>
-              <w:t xml:space="preserve"> </w:t>
-            </w:r>
-            <w:r>
-              <w:rPr>
-                <w:spacing w:val="-2"/>
-              </w:rPr>
-              <w:t>projet</w:t>
-            </w:r>
-            <w:r>
-              <w:tab/>
-            </w:r>
-            <w:r>
-              <w:rPr>
-                <w:spacing w:val="-10"/>
-              </w:rPr>
-              <w:t>3</w:t>
-            </w:r>
-          </w:hyperlink>
-        </w:p>
-        <w:p>
-          <w:pPr>
-            <w:pStyle w:val="TM4"/>
-            <w:numPr>
-              <w:ilvl w:val="1"/>
-              <w:numId w:val="1"/>
-            </w:numPr>
-            <w:tabs>
-              <w:tab w:val="left" w:pos="871"/>
-              <w:tab w:val="right" w:leader="dot" w:pos="9210"/>
-            </w:tabs>
-            <w:ind w:left="871"/>
-          </w:pPr>
-          <w:hyperlink w:anchor="_bookmark8" w:history="1">
-            <w:r>
-              <w:rPr>
-                <w:spacing w:val="-2"/>
-              </w:rPr>
-              <w:t>Contexte</w:t>
-            </w:r>
-            <w:r>
-              <w:tab/>
-            </w:r>
-            <w:r>
-              <w:rPr>
-                <w:spacing w:val="-10"/>
-              </w:rPr>
-              <w:t>3</w:t>
-            </w:r>
-          </w:hyperlink>
-        </w:p>
-        <w:p>
-          <w:pPr>
-            <w:pStyle w:val="TM4"/>
-            <w:numPr>
-              <w:ilvl w:val="1"/>
-              <w:numId w:val="1"/>
-            </w:numPr>
-            <w:tabs>
-              <w:tab w:val="left" w:pos="871"/>
-              <w:tab w:val="right" w:leader="dot" w:pos="9210"/>
-            </w:tabs>
-            <w:spacing w:before="237"/>
-            <w:ind w:left="871"/>
-          </w:pPr>
-          <w:hyperlink w:anchor="_bookmark9" w:history="1">
-            <w:r>
-              <w:t>Objectifs</w:t>
-            </w:r>
-            <w:r>
-              <w:rPr>
-                <w:spacing w:val="-3"/>
-              </w:rPr>
-              <w:t xml:space="preserve"> </w:t>
-            </w:r>
-            <w:r>
-              <w:t>du</w:t>
-            </w:r>
-            <w:r>
-              <w:rPr>
-                <w:spacing w:val="4"/>
-              </w:rPr>
-              <w:t xml:space="preserve"> </w:t>
-            </w:r>
-            <w:r>
-              <w:rPr>
-                <w:spacing w:val="-2"/>
-              </w:rPr>
-              <w:t>projet</w:t>
-            </w:r>
-            <w:r>
-              <w:tab/>
-            </w:r>
-            <w:r>
-              <w:rPr>
-                <w:spacing w:val="-10"/>
-              </w:rPr>
-              <w:t>3</w:t>
-            </w:r>
-          </w:hyperlink>
-        </w:p>
-        <w:p>
-          <w:pPr>
-            <w:pStyle w:val="TM4"/>
-            <w:numPr>
-              <w:ilvl w:val="1"/>
-              <w:numId w:val="1"/>
-            </w:numPr>
-            <w:tabs>
-              <w:tab w:val="left" w:pos="871"/>
-              <w:tab w:val="right" w:leader="dot" w:pos="9210"/>
-            </w:tabs>
-            <w:spacing w:before="237"/>
-            <w:ind w:left="871"/>
-          </w:pPr>
-          <w:hyperlink w:anchor="_bookmark10" w:history="1">
-            <w:r>
-              <w:t>Cahier des</w:t>
-            </w:r>
-            <w:r>
-              <w:rPr>
-                <w:spacing w:val="4"/>
-              </w:rPr>
-              <w:t xml:space="preserve"> </w:t>
-            </w:r>
-            <w:r>
-              <w:rPr>
-                <w:spacing w:val="-2"/>
-              </w:rPr>
-              <w:t>charges</w:t>
-            </w:r>
-            <w:r>
-              <w:tab/>
-            </w:r>
-            <w:r>
-              <w:rPr>
-                <w:spacing w:val="-10"/>
-              </w:rPr>
-              <w:t>3</w:t>
-            </w:r>
-          </w:hyperlink>
-        </w:p>
-        <w:p>
-          <w:pPr>
-            <w:pStyle w:val="TM2"/>
-            <w:numPr>
-              <w:ilvl w:val="0"/>
-              <w:numId w:val="1"/>
-            </w:numPr>
-            <w:tabs>
-              <w:tab w:val="left" w:pos="631"/>
-              <w:tab w:val="right" w:leader="dot" w:pos="9210"/>
-            </w:tabs>
-            <w:spacing w:before="252"/>
-          </w:pPr>
-          <w:hyperlink w:anchor="_bookmark11" w:history="1">
-            <w:r>
-              <w:t>Déroulement</w:t>
-            </w:r>
-            <w:r>
-              <w:rPr>
-                <w:spacing w:val="1"/>
-              </w:rPr>
-              <w:t xml:space="preserve"> </w:t>
-            </w:r>
-            <w:r>
-              <w:t>du</w:t>
-            </w:r>
-            <w:r>
-              <w:rPr>
-                <w:spacing w:val="12"/>
-              </w:rPr>
-              <w:t xml:space="preserve"> </w:t>
-            </w:r>
-            <w:r>
-              <w:rPr>
-                <w:spacing w:val="-4"/>
-              </w:rPr>
-              <w:t>stage</w:t>
-            </w:r>
-            <w:r>
-              <w:tab/>
-            </w:r>
-            <w:r>
-              <w:rPr>
-                <w:spacing w:val="-10"/>
-              </w:rPr>
-              <w:t>4</w:t>
-            </w:r>
-          </w:hyperlink>
-        </w:p>
-        <w:p>
-          <w:pPr>
-            <w:pStyle w:val="TM4"/>
-            <w:numPr>
-              <w:ilvl w:val="1"/>
-              <w:numId w:val="1"/>
-            </w:numPr>
-            <w:tabs>
-              <w:tab w:val="left" w:pos="871"/>
-              <w:tab w:val="right" w:leader="dot" w:pos="9210"/>
-            </w:tabs>
-            <w:spacing w:before="237"/>
-            <w:ind w:left="871"/>
-          </w:pPr>
-          <w:hyperlink w:anchor="_bookmark12" w:history="1">
-            <w:r>
-              <w:t>Première</w:t>
-            </w:r>
-            <w:r>
-              <w:rPr>
-                <w:spacing w:val="-6"/>
-              </w:rPr>
-              <w:t xml:space="preserve"> </w:t>
-            </w:r>
-            <w:r>
-              <w:t>partie</w:t>
-            </w:r>
-            <w:r>
-              <w:rPr>
-                <w:spacing w:val="11"/>
-              </w:rPr>
-              <w:t xml:space="preserve"> </w:t>
-            </w:r>
-            <w:r>
-              <w:t>(Partie</w:t>
-            </w:r>
-            <w:r>
-              <w:rPr>
-                <w:spacing w:val="-5"/>
-              </w:rPr>
-              <w:t xml:space="preserve"> 1)</w:t>
-            </w:r>
-            <w:r>
-              <w:tab/>
-            </w:r>
-            <w:r>
-              <w:rPr>
-                <w:spacing w:val="-10"/>
-              </w:rPr>
-              <w:t>4</w:t>
-            </w:r>
-          </w:hyperlink>
-        </w:p>
-        <w:p>
-          <w:pPr>
-            <w:pStyle w:val="TM5"/>
-            <w:numPr>
-              <w:ilvl w:val="2"/>
-              <w:numId w:val="1"/>
-            </w:numPr>
-            <w:tabs>
-              <w:tab w:val="left" w:pos="1256"/>
-              <w:tab w:val="right" w:leader="dot" w:pos="9210"/>
-            </w:tabs>
-          </w:pPr>
-          <w:hyperlink w:anchor="_bookmark13" w:history="1">
-            <w:r>
-              <w:t>Collecte</w:t>
-            </w:r>
-            <w:r>
-              <w:rPr>
-                <w:spacing w:val="3"/>
-              </w:rPr>
-              <w:t xml:space="preserve"> </w:t>
-            </w:r>
-            <w:r>
-              <w:t xml:space="preserve">des </w:t>
-            </w:r>
-            <w:r>
-              <w:rPr>
-                <w:spacing w:val="-2"/>
-              </w:rPr>
-              <w:t>besoins</w:t>
-            </w:r>
-            <w:r>
-              <w:tab/>
-            </w:r>
-            <w:r>
-              <w:rPr>
-                <w:spacing w:val="-10"/>
-              </w:rPr>
-              <w:t>4</w:t>
-            </w:r>
-          </w:hyperlink>
-        </w:p>
-        <w:p>
-          <w:pPr>
-            <w:pStyle w:val="TM5"/>
-            <w:numPr>
-              <w:ilvl w:val="2"/>
-              <w:numId w:val="1"/>
-            </w:numPr>
-            <w:tabs>
-              <w:tab w:val="left" w:pos="1256"/>
-              <w:tab w:val="right" w:leader="dot" w:pos="9210"/>
-            </w:tabs>
-            <w:spacing w:before="237"/>
-          </w:pPr>
-          <w:hyperlink w:anchor="_bookmark14" w:history="1">
-            <w:r>
-              <w:t>Analyse</w:t>
-            </w:r>
-            <w:r>
-              <w:rPr>
-                <w:spacing w:val="5"/>
-              </w:rPr>
-              <w:t xml:space="preserve"> </w:t>
-            </w:r>
-            <w:r>
-              <w:t>et</w:t>
-            </w:r>
-            <w:r>
-              <w:rPr>
-                <w:spacing w:val="-15"/>
-              </w:rPr>
-              <w:t xml:space="preserve"> </w:t>
-            </w:r>
-            <w:r>
-              <w:t>conception</w:t>
-            </w:r>
-            <w:r>
-              <w:rPr>
-                <w:spacing w:val="8"/>
-              </w:rPr>
-              <w:t xml:space="preserve"> </w:t>
-            </w:r>
-            <w:r>
-              <w:t>(MERISE</w:t>
-            </w:r>
-            <w:r>
-              <w:rPr>
-                <w:spacing w:val="-1"/>
-              </w:rPr>
-              <w:t xml:space="preserve"> </w:t>
-            </w:r>
-            <w:r>
-              <w:t>2</w:t>
-            </w:r>
-            <w:r>
-              <w:rPr>
-                <w:spacing w:val="9"/>
-              </w:rPr>
-              <w:t xml:space="preserve"> </w:t>
-            </w:r>
-            <w:r>
-              <w:t>/</w:t>
-            </w:r>
-            <w:r>
-              <w:rPr>
-                <w:spacing w:val="-1"/>
-              </w:rPr>
-              <w:t xml:space="preserve"> </w:t>
-            </w:r>
-            <w:r>
-              <w:rPr>
-                <w:spacing w:val="-4"/>
-              </w:rPr>
-              <w:t>UML)</w:t>
-            </w:r>
-            <w:r>
-              <w:tab/>
-            </w:r>
-            <w:r>
-              <w:rPr>
-                <w:spacing w:val="-10"/>
-              </w:rPr>
-              <w:t>4</w:t>
-            </w:r>
-          </w:hyperlink>
-        </w:p>
-        <w:p>
-          <w:pPr>
-            <w:pStyle w:val="TM5"/>
-            <w:numPr>
-              <w:ilvl w:val="2"/>
-              <w:numId w:val="1"/>
-            </w:numPr>
-            <w:tabs>
-              <w:tab w:val="left" w:pos="1256"/>
-              <w:tab w:val="right" w:leader="dot" w:pos="9210"/>
-            </w:tabs>
-          </w:pPr>
-          <w:hyperlink w:anchor="_bookmark15" w:history="1">
-            <w:r>
-              <w:t>Présentation</w:t>
-            </w:r>
-            <w:r>
-              <w:rPr>
-                <w:spacing w:val="-2"/>
-              </w:rPr>
-              <w:t xml:space="preserve"> </w:t>
-            </w:r>
-            <w:r>
-              <w:t>du</w:t>
-            </w:r>
-            <w:r>
-              <w:rPr>
-                <w:spacing w:val="16"/>
-              </w:rPr>
-              <w:t xml:space="preserve"> </w:t>
-            </w:r>
-            <w:r>
-              <w:rPr>
-                <w:spacing w:val="-2"/>
-              </w:rPr>
-              <w:t>WORKFLOW</w:t>
-            </w:r>
-            <w:r>
-              <w:tab/>
-            </w:r>
-            <w:r>
-              <w:rPr>
-                <w:spacing w:val="-10"/>
-              </w:rPr>
-              <w:t>4</w:t>
-            </w:r>
-          </w:hyperlink>
-        </w:p>
-        <w:p>
-          <w:pPr>
-            <w:pStyle w:val="TM4"/>
-            <w:numPr>
-              <w:ilvl w:val="1"/>
-              <w:numId w:val="1"/>
-            </w:numPr>
-            <w:tabs>
-              <w:tab w:val="left" w:pos="871"/>
-              <w:tab w:val="right" w:leader="dot" w:pos="9210"/>
-            </w:tabs>
-            <w:spacing w:before="237"/>
-            <w:ind w:left="871"/>
-          </w:pPr>
-          <w:hyperlink w:anchor="_bookmark16" w:history="1">
-            <w:r>
-              <w:t>Deuxième</w:t>
-            </w:r>
-            <w:r>
-              <w:rPr>
-                <w:spacing w:val="-4"/>
-              </w:rPr>
-              <w:t xml:space="preserve"> </w:t>
-            </w:r>
-            <w:r>
-              <w:t>partie</w:t>
-            </w:r>
-            <w:r>
-              <w:rPr>
-                <w:spacing w:val="-3"/>
-              </w:rPr>
-              <w:t xml:space="preserve"> </w:t>
-            </w:r>
-            <w:r>
-              <w:t>(Partie</w:t>
-            </w:r>
-            <w:r>
-              <w:rPr>
-                <w:spacing w:val="14"/>
-              </w:rPr>
-              <w:t xml:space="preserve"> </w:t>
-            </w:r>
-            <w:r>
-              <w:rPr>
-                <w:spacing w:val="-5"/>
-              </w:rPr>
-              <w:t>2)</w:t>
-            </w:r>
-            <w:r>
-              <w:tab/>
-            </w:r>
-            <w:r>
-              <w:rPr>
-                <w:spacing w:val="-10"/>
-              </w:rPr>
-              <w:t>5</w:t>
-            </w:r>
-          </w:hyperlink>
-        </w:p>
-        <w:p>
-          <w:pPr>
-            <w:pStyle w:val="TM5"/>
-            <w:numPr>
-              <w:ilvl w:val="2"/>
-              <w:numId w:val="1"/>
-            </w:numPr>
-            <w:tabs>
-              <w:tab w:val="left" w:pos="1256"/>
-              <w:tab w:val="right" w:leader="dot" w:pos="9210"/>
-            </w:tabs>
-          </w:pPr>
-          <w:hyperlink w:anchor="_bookmark17" w:history="1">
-            <w:r>
-              <w:t>Création</w:t>
-            </w:r>
-            <w:r>
-              <w:rPr>
-                <w:spacing w:val="-2"/>
-              </w:rPr>
-              <w:t xml:space="preserve"> </w:t>
-            </w:r>
-            <w:r>
-              <w:t>des</w:t>
-            </w:r>
-            <w:r>
-              <w:rPr>
-                <w:spacing w:val="10"/>
-              </w:rPr>
-              <w:t xml:space="preserve"> </w:t>
-            </w:r>
-            <w:r>
-              <w:rPr>
-                <w:spacing w:val="-2"/>
-              </w:rPr>
-              <w:t>maquettes</w:t>
-            </w:r>
-            <w:r>
-              <w:tab/>
-            </w:r>
-            <w:r>
-              <w:rPr>
-                <w:spacing w:val="-10"/>
-              </w:rPr>
-              <w:t>5</w:t>
-            </w:r>
-          </w:hyperlink>
-        </w:p>
-        <w:p>
-          <w:pPr>
-            <w:pStyle w:val="TM5"/>
-            <w:numPr>
-              <w:ilvl w:val="2"/>
-              <w:numId w:val="1"/>
-            </w:numPr>
-            <w:tabs>
-              <w:tab w:val="left" w:pos="1256"/>
-              <w:tab w:val="right" w:leader="dot" w:pos="9210"/>
-            </w:tabs>
-            <w:spacing w:before="237"/>
-          </w:pPr>
-          <w:hyperlink w:anchor="_bookmark23" w:history="1">
-            <w:r>
-              <w:t>Choix</w:t>
-            </w:r>
-            <w:r>
-              <w:rPr>
-                <w:spacing w:val="6"/>
-              </w:rPr>
-              <w:t xml:space="preserve"> </w:t>
-            </w:r>
-            <w:r>
-              <w:rPr>
-                <w:spacing w:val="-2"/>
-              </w:rPr>
-              <w:t>technologiques</w:t>
-            </w:r>
-            <w:r>
-              <w:tab/>
-            </w:r>
-            <w:r>
-              <w:rPr>
-                <w:spacing w:val="-10"/>
-              </w:rPr>
-              <w:t>7</w:t>
-            </w:r>
-          </w:hyperlink>
-        </w:p>
-        <w:p>
-          <w:pPr>
-            <w:pStyle w:val="TM5"/>
-            <w:numPr>
-              <w:ilvl w:val="2"/>
-              <w:numId w:val="1"/>
-            </w:numPr>
-            <w:tabs>
-              <w:tab w:val="left" w:pos="1256"/>
-              <w:tab w:val="right" w:leader="dot" w:pos="9210"/>
-            </w:tabs>
-            <w:spacing w:before="252"/>
-          </w:pPr>
-          <w:hyperlink w:anchor="_bookmark24" w:history="1">
-            <w:r>
-              <w:t>Présentation</w:t>
-            </w:r>
-            <w:r>
-              <w:rPr>
-                <w:spacing w:val="-2"/>
-              </w:rPr>
-              <w:t xml:space="preserve"> </w:t>
-            </w:r>
-            <w:r>
-              <w:t>des</w:t>
-            </w:r>
-            <w:r>
-              <w:rPr>
-                <w:spacing w:val="-5"/>
-              </w:rPr>
-              <w:t xml:space="preserve"> </w:t>
-            </w:r>
-            <w:r>
-              <w:t>entités</w:t>
-            </w:r>
-            <w:r>
-              <w:rPr>
-                <w:spacing w:val="-6"/>
-              </w:rPr>
-              <w:t xml:space="preserve"> </w:t>
-            </w:r>
-            <w:r>
-              <w:t>et</w:t>
-            </w:r>
-            <w:r>
-              <w:rPr>
-                <w:spacing w:val="7"/>
-              </w:rPr>
-              <w:t xml:space="preserve"> </w:t>
-            </w:r>
-            <w:r>
-              <w:t>règles</w:t>
-            </w:r>
-            <w:r>
-              <w:rPr>
-                <w:spacing w:val="-5"/>
-              </w:rPr>
-              <w:t xml:space="preserve"> </w:t>
-            </w:r>
-            <w:r>
-              <w:t>de</w:t>
-            </w:r>
-            <w:r>
-              <w:rPr>
-                <w:spacing w:val="16"/>
-              </w:rPr>
-              <w:t xml:space="preserve"> </w:t>
-            </w:r>
-            <w:r>
-              <w:rPr>
-                <w:spacing w:val="-2"/>
-              </w:rPr>
-              <w:t>gestion</w:t>
-            </w:r>
-            <w:r>
-              <w:tab/>
-            </w:r>
-            <w:r>
-              <w:rPr>
-                <w:spacing w:val="-10"/>
-              </w:rPr>
-              <w:t>8</w:t>
-            </w:r>
-          </w:hyperlink>
-        </w:p>
-        <w:p>
-          <w:pPr>
-            <w:pStyle w:val="TM6"/>
-            <w:numPr>
-              <w:ilvl w:val="3"/>
-              <w:numId w:val="1"/>
-            </w:numPr>
-            <w:tabs>
-              <w:tab w:val="left" w:pos="1480"/>
-              <w:tab w:val="right" w:leader="dot" w:pos="9210"/>
-            </w:tabs>
-            <w:spacing w:before="237"/>
-          </w:pPr>
-          <w:hyperlink w:anchor="_bookmark25" w:history="1">
-            <w:r>
-              <w:t>Définition</w:t>
-            </w:r>
-            <w:r>
-              <w:rPr>
-                <w:spacing w:val="-8"/>
-              </w:rPr>
-              <w:t xml:space="preserve"> </w:t>
-            </w:r>
-            <w:r>
-              <w:t>des</w:t>
-            </w:r>
-            <w:r>
-              <w:rPr>
-                <w:spacing w:val="3"/>
-              </w:rPr>
-              <w:t xml:space="preserve"> </w:t>
-            </w:r>
-            <w:r>
-              <w:t>entités</w:t>
-            </w:r>
-            <w:r>
-              <w:rPr>
-                <w:spacing w:val="2"/>
-              </w:rPr>
-              <w:t xml:space="preserve"> </w:t>
-            </w:r>
-            <w:r>
-              <w:t>du</w:t>
-            </w:r>
-            <w:r>
-              <w:rPr>
-                <w:spacing w:val="-7"/>
-              </w:rPr>
-              <w:t xml:space="preserve"> </w:t>
-            </w:r>
-            <w:r>
-              <w:rPr>
-                <w:spacing w:val="-2"/>
-              </w:rPr>
-              <w:t>projet</w:t>
-            </w:r>
-            <w:r>
-              <w:tab/>
-            </w:r>
-            <w:r>
-              <w:rPr>
-                <w:spacing w:val="-10"/>
-              </w:rPr>
-              <w:t>8</w:t>
-            </w:r>
-          </w:hyperlink>
-        </w:p>
-        <w:p>
-          <w:pPr>
-            <w:pStyle w:val="TM6"/>
-            <w:numPr>
-              <w:ilvl w:val="3"/>
-              <w:numId w:val="1"/>
-            </w:numPr>
-            <w:tabs>
-              <w:tab w:val="left" w:pos="1480"/>
-              <w:tab w:val="right" w:leader="dot" w:pos="9218"/>
-            </w:tabs>
-          </w:pPr>
-          <w:hyperlink w:anchor="_bookmark28" w:history="1">
-            <w:r>
-              <w:t>Règles</w:t>
-            </w:r>
-            <w:r>
-              <w:rPr>
-                <w:spacing w:val="3"/>
-              </w:rPr>
-              <w:t xml:space="preserve"> </w:t>
-            </w:r>
-            <w:r>
-              <w:rPr>
-                <w:spacing w:val="-2"/>
-              </w:rPr>
-              <w:t>d’accès</w:t>
-            </w:r>
-            <w:r>
-              <w:tab/>
-            </w:r>
-            <w:r>
-              <w:rPr>
-                <w:spacing w:val="-5"/>
-              </w:rPr>
-              <w:t>10</w:t>
-            </w:r>
-          </w:hyperlink>
-        </w:p>
-        <w:p>
-          <w:pPr>
-            <w:pStyle w:val="TM4"/>
-            <w:numPr>
-              <w:ilvl w:val="1"/>
-              <w:numId w:val="1"/>
-            </w:numPr>
-            <w:tabs>
-              <w:tab w:val="left" w:pos="871"/>
-              <w:tab w:val="right" w:leader="dot" w:pos="9218"/>
-            </w:tabs>
-            <w:ind w:left="871"/>
-          </w:pPr>
-          <w:hyperlink w:anchor="_bookmark29" w:history="1">
-            <w:r>
-              <w:t>Troisième</w:t>
-            </w:r>
-            <w:r>
-              <w:rPr>
-                <w:spacing w:val="-5"/>
-              </w:rPr>
-              <w:t xml:space="preserve"> </w:t>
-            </w:r>
-            <w:r>
-              <w:t>partie</w:t>
-            </w:r>
-            <w:r>
-              <w:rPr>
-                <w:spacing w:val="-4"/>
-              </w:rPr>
-              <w:t xml:space="preserve"> </w:t>
-            </w:r>
-            <w:r>
-              <w:t>(Partie</w:t>
-            </w:r>
-            <w:r>
-              <w:rPr>
-                <w:spacing w:val="13"/>
-              </w:rPr>
-              <w:t xml:space="preserve"> </w:t>
-            </w:r>
-            <w:r>
-              <w:rPr>
-                <w:spacing w:val="-5"/>
-              </w:rPr>
-              <w:t>3)</w:t>
-            </w:r>
-            <w:r>
-              <w:tab/>
-            </w:r>
-            <w:r>
-              <w:rPr>
-                <w:spacing w:val="-7"/>
-              </w:rPr>
-              <w:t>11</w:t>
-            </w:r>
-          </w:hyperlink>
-        </w:p>
-        <w:p>
-          <w:pPr>
-            <w:pStyle w:val="TM5"/>
-            <w:numPr>
-              <w:ilvl w:val="2"/>
-              <w:numId w:val="1"/>
-            </w:numPr>
-            <w:tabs>
-              <w:tab w:val="left" w:pos="1256"/>
-              <w:tab w:val="right" w:leader="dot" w:pos="9218"/>
-            </w:tabs>
-            <w:spacing w:before="237"/>
-          </w:pPr>
-          <w:hyperlink w:anchor="_bookmark30" w:history="1">
-            <w:r>
-              <w:t>Développement</w:t>
-            </w:r>
-            <w:r>
-              <w:rPr>
-                <w:spacing w:val="-7"/>
-              </w:rPr>
-              <w:t xml:space="preserve"> </w:t>
-            </w:r>
-            <w:r>
-              <w:t>du</w:t>
-            </w:r>
-            <w:r>
-              <w:rPr>
-                <w:spacing w:val="6"/>
-              </w:rPr>
-              <w:t xml:space="preserve"> </w:t>
-            </w:r>
-            <w:r>
-              <w:rPr>
-                <w:spacing w:val="-2"/>
-              </w:rPr>
-              <w:t>projet</w:t>
-            </w:r>
-            <w:r>
-              <w:tab/>
-            </w:r>
-            <w:r>
-              <w:rPr>
-                <w:spacing w:val="-5"/>
-              </w:rPr>
-              <w:t>11</w:t>
-            </w:r>
-          </w:hyperlink>
-        </w:p>
-        <w:p>
-          <w:pPr>
-            <w:pStyle w:val="TM6"/>
-            <w:numPr>
-              <w:ilvl w:val="3"/>
-              <w:numId w:val="1"/>
-            </w:numPr>
-            <w:tabs>
-              <w:tab w:val="left" w:pos="1480"/>
-              <w:tab w:val="right" w:leader="dot" w:pos="9218"/>
-            </w:tabs>
-            <w:spacing w:after="20"/>
-          </w:pPr>
-          <w:hyperlink w:anchor="_bookmark31" w:history="1">
-            <w:r>
-              <w:t xml:space="preserve">Partie </w:t>
-            </w:r>
-            <w:r>
-              <w:rPr>
-                <w:spacing w:val="-2"/>
-              </w:rPr>
-              <w:t>client</w:t>
-            </w:r>
-            <w:r>
-              <w:tab/>
-            </w:r>
-            <w:r>
-              <w:rPr>
-                <w:spacing w:val="-5"/>
-              </w:rPr>
-              <w:t>11</w:t>
-            </w:r>
-          </w:hyperlink>
-        </w:p>
-        <w:p>
-          <w:pPr>
-            <w:pStyle w:val="TM6"/>
-            <w:numPr>
-              <w:ilvl w:val="3"/>
-              <w:numId w:val="1"/>
-            </w:numPr>
-            <w:tabs>
-              <w:tab w:val="left" w:pos="1480"/>
-              <w:tab w:val="right" w:leader="dot" w:pos="9218"/>
-            </w:tabs>
-            <w:spacing w:before="81"/>
-          </w:pPr>
-          <w:hyperlink w:anchor="_bookmark32" w:history="1">
-            <w:r>
-              <w:t>Partie</w:t>
-            </w:r>
-            <w:r>
-              <w:rPr>
-                <w:spacing w:val="2"/>
-              </w:rPr>
-              <w:t xml:space="preserve"> </w:t>
-            </w:r>
-            <w:r>
-              <w:rPr>
-                <w:spacing w:val="-2"/>
-              </w:rPr>
-              <w:t>administrateur</w:t>
-            </w:r>
-            <w:r>
-              <w:tab/>
-            </w:r>
-            <w:r>
-              <w:rPr>
-                <w:spacing w:val="-5"/>
-              </w:rPr>
-              <w:t>12</w:t>
-            </w:r>
-          </w:hyperlink>
-        </w:p>
-        <w:p>
-          <w:pPr>
-            <w:pStyle w:val="TM5"/>
-            <w:numPr>
-              <w:ilvl w:val="2"/>
-              <w:numId w:val="1"/>
-            </w:numPr>
-            <w:tabs>
-              <w:tab w:val="left" w:pos="1256"/>
-              <w:tab w:val="right" w:leader="dot" w:pos="9218"/>
-            </w:tabs>
-            <w:spacing w:before="237"/>
-          </w:pPr>
-          <w:hyperlink w:anchor="_bookmark33" w:history="1">
-            <w:r>
-              <w:t>Tests</w:t>
-            </w:r>
-            <w:r>
-              <w:rPr>
-                <w:spacing w:val="9"/>
-              </w:rPr>
-              <w:t xml:space="preserve"> </w:t>
-            </w:r>
-            <w:r>
-              <w:t>et</w:t>
-            </w:r>
-            <w:r>
-              <w:rPr>
-                <w:spacing w:val="-12"/>
-              </w:rPr>
-              <w:t xml:space="preserve"> </w:t>
-            </w:r>
-            <w:r>
-              <w:rPr>
-                <w:spacing w:val="-2"/>
-              </w:rPr>
-              <w:t>débogage</w:t>
-            </w:r>
-            <w:r>
-              <w:tab/>
-            </w:r>
-            <w:r>
-              <w:rPr>
-                <w:spacing w:val="-7"/>
-              </w:rPr>
-              <w:t>12</w:t>
-            </w:r>
-          </w:hyperlink>
-        </w:p>
-        <w:p>
-          <w:pPr>
-            <w:pStyle w:val="TM5"/>
-            <w:numPr>
-              <w:ilvl w:val="2"/>
-              <w:numId w:val="1"/>
-            </w:numPr>
-            <w:tabs>
-              <w:tab w:val="left" w:pos="1256"/>
-              <w:tab w:val="right" w:leader="dot" w:pos="9218"/>
-            </w:tabs>
-          </w:pPr>
-          <w:hyperlink w:anchor="_bookmark34" w:history="1">
-            <w:r>
-              <w:t>Mise</w:t>
-            </w:r>
-            <w:r>
-              <w:rPr>
-                <w:spacing w:val="3"/>
-              </w:rPr>
-              <w:t xml:space="preserve"> </w:t>
-            </w:r>
-            <w:r>
-              <w:t>en</w:t>
-            </w:r>
-            <w:r>
-              <w:rPr>
-                <w:spacing w:val="6"/>
-              </w:rPr>
-              <w:t xml:space="preserve"> </w:t>
-            </w:r>
-            <w:r>
-              <w:t>ligne</w:t>
-            </w:r>
-            <w:r>
-              <w:rPr>
-                <w:spacing w:val="-11"/>
-              </w:rPr>
-              <w:t xml:space="preserve"> </w:t>
-            </w:r>
-            <w:r>
-              <w:t>et</w:t>
-            </w:r>
-            <w:r>
-              <w:rPr>
-                <w:spacing w:val="-4"/>
-              </w:rPr>
-              <w:t xml:space="preserve"> </w:t>
-            </w:r>
-            <w:r>
-              <w:t>livraison</w:t>
-            </w:r>
-            <w:r>
-              <w:rPr>
-                <w:spacing w:val="6"/>
-              </w:rPr>
-              <w:t xml:space="preserve"> </w:t>
-            </w:r>
-            <w:r>
-              <w:t>du</w:t>
-            </w:r>
-            <w:r>
-              <w:rPr>
-                <w:spacing w:val="6"/>
-              </w:rPr>
-              <w:t xml:space="preserve"> </w:t>
-            </w:r>
-            <w:r>
-              <w:rPr>
-                <w:spacing w:val="-2"/>
-              </w:rPr>
-              <w:t>manuel</w:t>
-            </w:r>
-            <w:r>
-              <w:tab/>
-            </w:r>
-            <w:r>
-              <w:rPr>
-                <w:spacing w:val="-5"/>
-              </w:rPr>
-              <w:t>12</w:t>
-            </w:r>
-          </w:hyperlink>
-        </w:p>
-        <w:p>
-          <w:pPr>
-            <w:pStyle w:val="TM2"/>
-            <w:numPr>
-              <w:ilvl w:val="0"/>
-              <w:numId w:val="1"/>
-            </w:numPr>
-            <w:tabs>
-              <w:tab w:val="left" w:pos="871"/>
-              <w:tab w:val="right" w:leader="dot" w:pos="9218"/>
-            </w:tabs>
-            <w:spacing w:before="237"/>
-            <w:ind w:left="871" w:hanging="721"/>
-          </w:pPr>
-          <w:hyperlink w:anchor="_bookmark35" w:history="1">
-            <w:r>
-              <w:t xml:space="preserve">Résultats </w:t>
-            </w:r>
-            <w:r>
-              <w:rPr>
-                <w:spacing w:val="-2"/>
-              </w:rPr>
-              <w:t>obtenus</w:t>
-            </w:r>
-            <w:r>
-              <w:tab/>
-            </w:r>
-            <w:r>
-              <w:rPr>
-                <w:spacing w:val="-5"/>
-              </w:rPr>
-              <w:t>14</w:t>
-            </w:r>
-          </w:hyperlink>
-        </w:p>
-        <w:p>
-          <w:pPr>
-            <w:pStyle w:val="TM4"/>
-            <w:numPr>
-              <w:ilvl w:val="1"/>
-              <w:numId w:val="1"/>
-            </w:numPr>
-            <w:tabs>
-              <w:tab w:val="left" w:pos="871"/>
-              <w:tab w:val="right" w:leader="dot" w:pos="9218"/>
-            </w:tabs>
-            <w:ind w:left="871"/>
-          </w:pPr>
-          <w:hyperlink w:anchor="_bookmark36" w:history="1">
-            <w:r>
-              <w:t>Présentation</w:t>
-            </w:r>
-            <w:r>
-              <w:rPr>
-                <w:spacing w:val="-3"/>
-              </w:rPr>
-              <w:t xml:space="preserve"> </w:t>
-            </w:r>
-            <w:r>
-              <w:t>du</w:t>
-            </w:r>
-            <w:r>
-              <w:rPr>
-                <w:spacing w:val="-1"/>
-              </w:rPr>
-              <w:t xml:space="preserve"> </w:t>
-            </w:r>
-            <w:r>
-              <w:rPr>
-                <w:spacing w:val="-4"/>
-              </w:rPr>
-              <w:t>site</w:t>
-            </w:r>
-            <w:r>
-              <w:tab/>
-            </w:r>
-            <w:r>
-              <w:rPr>
-                <w:spacing w:val="-5"/>
-              </w:rPr>
-              <w:t>14</w:t>
-            </w:r>
-          </w:hyperlink>
-        </w:p>
-        <w:p>
-          <w:pPr>
-            <w:pStyle w:val="TM4"/>
-            <w:numPr>
-              <w:ilvl w:val="1"/>
-              <w:numId w:val="1"/>
-            </w:numPr>
-            <w:tabs>
-              <w:tab w:val="left" w:pos="871"/>
-              <w:tab w:val="right" w:leader="dot" w:pos="9218"/>
-            </w:tabs>
-            <w:spacing w:before="237"/>
-            <w:ind w:left="871"/>
-          </w:pPr>
-          <w:hyperlink w:anchor="_bookmark39" w:history="1">
-            <w:r>
-              <w:t>Evaluation</w:t>
-            </w:r>
-            <w:r>
-              <w:rPr>
-                <w:spacing w:val="2"/>
-              </w:rPr>
-              <w:t xml:space="preserve"> </w:t>
-            </w:r>
-            <w:r>
-              <w:t>des</w:t>
-            </w:r>
-            <w:r>
-              <w:rPr>
-                <w:spacing w:val="-2"/>
-              </w:rPr>
-              <w:t xml:space="preserve"> résultats</w:t>
-            </w:r>
-            <w:r>
-              <w:tab/>
-            </w:r>
-            <w:r>
-              <w:rPr>
-                <w:spacing w:val="-5"/>
-              </w:rPr>
-              <w:t>15</w:t>
-            </w:r>
-          </w:hyperlink>
-        </w:p>
-        <w:p>
-          <w:pPr>
-            <w:pStyle w:val="TM2"/>
-            <w:tabs>
-              <w:tab w:val="right" w:leader="dot" w:pos="9218"/>
-            </w:tabs>
-          </w:pPr>
-          <w:hyperlink w:anchor="_bookmark40" w:history="1">
-            <w:r>
-              <w:t>CONCLUSION</w:t>
-            </w:r>
-            <w:r>
-              <w:rPr>
-                <w:spacing w:val="8"/>
-              </w:rPr>
-              <w:t xml:space="preserve"> </w:t>
-            </w:r>
-            <w:r>
-              <w:t>et</w:t>
-            </w:r>
-            <w:r>
-              <w:rPr>
-                <w:spacing w:val="3"/>
-              </w:rPr>
-              <w:t xml:space="preserve"> </w:t>
-            </w:r>
-            <w:r>
-              <w:rPr>
-                <w:spacing w:val="-2"/>
-              </w:rPr>
-              <w:t>PERSPECTIVES</w:t>
-            </w:r>
-            <w:r>
-              <w:tab/>
-            </w:r>
-            <w:r>
-              <w:rPr>
-                <w:spacing w:val="-5"/>
-              </w:rPr>
-              <w:t>15</w:t>
-            </w:r>
-          </w:hyperlink>
-        </w:p>
-        <w:p>
-          <w:pPr>
-            <w:pStyle w:val="TM1"/>
-            <w:tabs>
-              <w:tab w:val="right" w:leader="dot" w:pos="9216"/>
-            </w:tabs>
-            <w:spacing w:before="237"/>
-          </w:pPr>
-          <w:hyperlink w:anchor="_bookmark41" w:history="1">
-            <w:r>
-              <w:rPr>
-                <w:spacing w:val="-2"/>
-              </w:rPr>
-              <w:t>ANNEXES</w:t>
-            </w:r>
-            <w:r>
-              <w:tab/>
-            </w:r>
-            <w:r>
-              <w:rPr>
-                <w:spacing w:val="-10"/>
-              </w:rPr>
-              <w:t>V</w:t>
-            </w:r>
-          </w:hyperlink>
-        </w:p>
-        <w:p>
-          <w:pPr>
-            <w:pStyle w:val="TM2"/>
-            <w:tabs>
-              <w:tab w:val="right" w:leader="dot" w:pos="9221"/>
-            </w:tabs>
-            <w:spacing w:before="252"/>
-          </w:pPr>
-          <w:hyperlink w:anchor="_bookmark42" w:history="1">
-            <w:r>
-              <w:t>Table</w:t>
-            </w:r>
-            <w:r>
-              <w:rPr>
-                <w:spacing w:val="2"/>
-              </w:rPr>
-              <w:t xml:space="preserve"> </w:t>
-            </w:r>
-            <w:r>
-              <w:t>des</w:t>
-            </w:r>
-            <w:r>
-              <w:rPr>
-                <w:spacing w:val="-1"/>
-              </w:rPr>
-              <w:t xml:space="preserve"> </w:t>
-            </w:r>
-            <w:r>
-              <w:rPr>
-                <w:spacing w:val="-2"/>
-              </w:rPr>
-              <w:t>matières</w:t>
-            </w:r>
-            <w:r>
-              <w:tab/>
-            </w:r>
-            <w:r>
-              <w:rPr>
-                <w:spacing w:val="-5"/>
-              </w:rPr>
-              <w:t>VI</w:t>
-            </w:r>
-          </w:hyperlink>
-        </w:p>
-      </w:sdtContent>
-    </w:sdt>
+    </w:p>
     <w:sectPr>
-      <w:type w:val="continuous"/>
+      <w:footerReference w:type="default" r:id="rId18"/>
       <w:pgSz w:w="11910" w:h="16840"/>
-      <w:pgMar w:top="1352" w:right="1275" w:bottom="1706" w:left="1275" w:header="0" w:footer="1023" w:gutter="0"/>
+      <w:pgMar w:top="1360" w:right="1275" w:bottom="1706" w:left="1275" w:header="0" w:footer="1023" w:gutter="0"/>
       <w:cols w:space="720"/>
     </w:sectPr>
   </w:body>
@@ -8334,7 +3928,7 @@
       <mc:AlternateContent>
         <mc:Choice Requires="wps">
           <w:drawing>
-            <wp:anchor distT="0" distB="0" distL="0" distR="0" simplePos="0" relativeHeight="251656192" behindDoc="1" locked="0" layoutInCell="1" allowOverlap="1" wp14:anchorId="182932A8" wp14:editId="7F8912E5">
+            <wp:anchor distT="0" distB="0" distL="0" distR="0" simplePos="0" relativeHeight="251658240" behindDoc="1" locked="0" layoutInCell="1" allowOverlap="1" wp14:anchorId="182932A8" wp14:editId="7F8912E5">
               <wp:simplePos x="0" y="0"/>
               <wp:positionH relativeFrom="page">
                 <wp:posOffset>6447409</wp:posOffset>
@@ -8390,7 +3984,7 @@
               <v:stroke joinstyle="miter"/>
               <v:path gradientshapeok="t" o:connecttype="rect"/>
             </v:shapetype>
-            <v:shape id="Textbox 15" o:spid="_x0000_s1026" type="#_x0000_t202" style="position:absolute;margin-left:507.65pt;margin-top:779.45pt;width:21.8pt;height:15.3pt;z-index:-251660288;visibility:visible;mso-wrap-style:square;mso-wrap-distance-left:0;mso-wrap-distance-top:0;mso-wrap-distance-right:0;mso-wrap-distance-bottom:0;mso-position-horizontal:absolute;mso-position-horizontal-relative:page;mso-position-vertical:absolute;mso-position-vertical-relative:page;v-text-anchor:top" o:gfxdata="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" filled="f" stroked="f">
+            <v:shape id="Textbox 15" o:spid="_x0000_s1026" type="#_x0000_t202" style="position:absolute;margin-left:507.65pt;margin-top:779.45pt;width:21.8pt;height:15.3pt;z-index:-251658240;visibility:visible;mso-wrap-style:square;mso-wrap-distance-left:0;mso-wrap-distance-top:0;mso-wrap-distance-right:0;mso-wrap-distance-bottom:0;mso-position-horizontal:absolute;mso-position-horizontal-relative:page;mso-position-vertical:absolute;mso-position-vertical-relative:page;v-text-anchor:top" o:gfxdata="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" filled="f" stroked="f">
               <v:textbox inset="0,0,0,0">
                 <w:txbxContent>
                   <w:p>
@@ -11424,7 +7018,7 @@
   <w:style w:type="paragraph" w:styleId="TM1">
     <w:name w:val="toc 1"/>
     <w:basedOn w:val="Normal"/>
-    <w:uiPriority w:val="1"/>
+    <w:uiPriority w:val="39"/>
     <w:qFormat/>
     <w:pPr>
       <w:spacing w:before="172"/>
@@ -11438,7 +7032,7 @@
   <w:style w:type="paragraph" w:styleId="TM2">
     <w:name w:val="toc 2"/>
     <w:basedOn w:val="Normal"/>
-    <w:uiPriority w:val="1"/>
+    <w:uiPriority w:val="39"/>
     <w:qFormat/>
     <w:pPr>
       <w:spacing w:before="236"/>
@@ -11452,7 +7046,7 @@
   <w:style w:type="paragraph" w:styleId="TM3">
     <w:name w:val="toc 3"/>
     <w:basedOn w:val="Normal"/>
-    <w:uiPriority w:val="1"/>
+    <w:uiPriority w:val="39"/>
     <w:qFormat/>
     <w:pPr>
       <w:spacing w:before="237"/>
@@ -11632,6 +7226,41 @@
     <w:rPr>
       <w:rFonts w:ascii="Times New Roman" w:eastAsia="Times New Roman" w:hAnsi="Times New Roman" w:cs="Times New Roman"/>
       <w:lang w:val="fr-FR"/>
+    </w:rPr>
+  </w:style>
+  <w:style w:type="paragraph" w:styleId="En-ttedetabledesmatires">
+    <w:name w:val="TOC Heading"/>
+    <w:basedOn w:val="Titre1"/>
+    <w:next w:val="Normal"/>
+    <w:uiPriority w:val="39"/>
+    <w:unhideWhenUsed/>
+    <w:qFormat/>
+    <w:rsid w:val="005D715E"/>
+    <w:pPr>
+      <w:keepNext/>
+      <w:keepLines/>
+      <w:widowControl/>
+      <w:autoSpaceDE/>
+      <w:autoSpaceDN/>
+      <w:spacing w:before="240" w:line="259" w:lineRule="auto"/>
+      <w:ind w:left="0"/>
+      <w:outlineLvl w:val="9"/>
+    </w:pPr>
+    <w:rPr>
+      <w:rFonts w:asciiTheme="majorHAnsi" w:eastAsiaTheme="majorEastAsia" w:hAnsiTheme="majorHAnsi" w:cstheme="majorBidi"/>
+      <w:color w:val="365F91" w:themeColor="accent1" w:themeShade="BF"/>
+      <w:lang w:eastAsia="fr-FR"/>
+    </w:rPr>
+  </w:style>
+  <w:style w:type="character" w:styleId="Lienhypertexte">
+    <w:name w:val="Hyperlink"/>
+    <w:basedOn w:val="Policepardfaut"/>
+    <w:uiPriority w:val="99"/>
+    <w:unhideWhenUsed/>
+    <w:rsid w:val="005D715E"/>
+    <w:rPr>
+      <w:color w:val="0000FF" w:themeColor="hyperlink"/>
+      <w:u w:val="single"/>
     </w:rPr>
   </w:style>
 </w:styles>
